--- a/static/templates/explanation_request_template.docx
+++ b/static/templates/explanation_request_template.docx
@@ -1654,144 +1654,24 @@
               </w:rPr>
               <w:t xml:space="preserve"> }}</w:t>
             </w:r>
-            <w:r>
-              <w:rPr>
-                <w:lang w:val="en-GB"/>
-              </w:rPr>
-              <w:t xml:space="preserve"> </w:t>
-            </w:r>
-            <w:r>
-              <w:rPr>
-                <w:lang w:val="en-GB"/>
-              </w:rPr>
-              <w:t xml:space="preserve">{% if </w:t>
-            </w:r>
-            <w:proofErr w:type="spellStart"/>
-            <w:r>
-              <w:rPr>
-                <w:lang w:val="en-GB"/>
-              </w:rPr>
-              <w:t>qr</w:t>
-            </w:r>
-            <w:proofErr w:type="spellEnd"/>
-            <w:r>
-              <w:rPr>
-                <w:lang w:val="en-GB"/>
-              </w:rPr>
-              <w:t xml:space="preserve">__insert </w:t>
-            </w:r>
+            <w:proofErr w:type="spellStart"/>
+            <w:proofErr w:type="spellEnd"/>
             <w:proofErr w:type="gramStart"/>
-            <w:r>
-              <w:rPr>
-                <w:lang w:val="en-GB"/>
-              </w:rPr>
-              <w:t xml:space="preserve">%}{{ </w:t>
-            </w:r>
-            <w:proofErr w:type="spellStart"/>
-            <w:r>
-              <w:rPr>
-                <w:lang w:val="en-GB"/>
-              </w:rPr>
-              <w:t>qr</w:t>
-            </w:r>
+            <w:proofErr w:type="spellStart"/>
             <w:proofErr w:type="spellEnd"/>
             <w:proofErr w:type="gramEnd"/>
-            <w:r>
-              <w:rPr>
-                <w:lang w:val="en-GB"/>
-              </w:rPr>
-              <w:t>__insert[</w:t>
-            </w:r>
             <w:proofErr w:type="gramStart"/>
-            <w:r>
-              <w:rPr>
-                <w:lang w:val="en-GB"/>
-              </w:rPr>
-              <w:t>0][</w:t>
-            </w:r>
             <w:proofErr w:type="gramEnd"/>
-            <w:r>
-              <w:rPr>
-                <w:lang w:val="en-GB"/>
-              </w:rPr>
-              <w:t>"</w:t>
-            </w:r>
-            <w:proofErr w:type="spellStart"/>
-            <w:r>
-              <w:rPr>
-                <w:lang w:val="en-GB"/>
-              </w:rPr>
-              <w:t>img</w:t>
-            </w:r>
-            <w:proofErr w:type="spellEnd"/>
-            <w:r>
-              <w:rPr>
-                <w:lang w:val="en-GB"/>
-              </w:rPr>
-              <w:t>"</w:t>
-            </w:r>
+            <w:proofErr w:type="spellStart"/>
+            <w:proofErr w:type="spellEnd"/>
             <w:proofErr w:type="gramStart"/>
-            <w:r>
-              <w:rPr>
-                <w:lang w:val="en-GB"/>
-              </w:rPr>
-              <w:t>] }}{</w:t>
-            </w:r>
             <w:proofErr w:type="gramEnd"/>
-            <w:r>
-              <w:rPr>
-                <w:lang w:val="en-GB"/>
-              </w:rPr>
-              <w:t>% endif %}</w:t>
-            </w:r>
-            <w:r>
-              <w:rPr>
-                <w:lang w:val="en-GB"/>
-              </w:rPr>
-              <w:t xml:space="preserve"> </w:t>
-            </w:r>
             <w:proofErr w:type="gramStart"/>
-            <w:r>
-              <w:rPr>
-                <w:lang w:val="en-GB"/>
-              </w:rPr>
-              <w:t xml:space="preserve">{{ </w:t>
-            </w:r>
-            <w:proofErr w:type="spellStart"/>
-            <w:r>
-              <w:rPr>
-                <w:lang w:val="en-GB"/>
-              </w:rPr>
-              <w:t>sign</w:t>
-            </w:r>
+            <w:proofErr w:type="spellStart"/>
             <w:proofErr w:type="gramEnd"/>
-            <w:r>
-              <w:rPr>
-                <w:lang w:val="en-GB"/>
-              </w:rPr>
-              <w:t>_</w:t>
-            </w:r>
             <w:proofErr w:type="gramStart"/>
-            <w:r>
-              <w:rPr>
-                <w:lang w:val="en-GB"/>
-              </w:rPr>
-              <w:t>date</w:t>
-            </w:r>
-            <w:proofErr w:type="spellEnd"/>
-            <w:r>
-              <w:rPr>
-                <w:lang w:val="en-GB"/>
-              </w:rPr>
-              <w:t xml:space="preserve"> }</w:t>
-            </w:r>
+            <w:proofErr w:type="spellEnd"/>
             <w:proofErr w:type="gramEnd"/>
-            <w:r>
-              <w:rPr>
-                <w:lang w:val="en-GB"/>
-              </w:rPr>
-              <w:t>}</w:t>
-            </w:r>
           </w:p>
           <w:p>
             <w:pPr>
@@ -1922,150 +1802,24 @@
               </w:rPr>
               <w:t>}</w:t>
             </w:r>
-            <w:r>
-              <w:rPr>
-                <w:lang w:val="en-GB"/>
-              </w:rPr>
-              <w:t xml:space="preserve">  </w:t>
-            </w:r>
-            <w:r>
-              <w:rPr>
-                <w:lang w:val="en-GB"/>
-              </w:rPr>
-              <w:t>{% if emp_</w:t>
-            </w:r>
-            <w:proofErr w:type="spellStart"/>
-            <w:r>
-              <w:rPr>
-                <w:lang w:val="en-GB"/>
-              </w:rPr>
-              <w:t>qr</w:t>
-            </w:r>
-            <w:proofErr w:type="spellEnd"/>
-            <w:r>
-              <w:rPr>
-                <w:lang w:val="en-GB"/>
-              </w:rPr>
-              <w:t xml:space="preserve">__insert </w:t>
-            </w:r>
+            <w:proofErr w:type="spellStart"/>
+            <w:proofErr w:type="spellEnd"/>
             <w:proofErr w:type="gramStart"/>
-            <w:r>
-              <w:rPr>
-                <w:lang w:val="en-GB"/>
-              </w:rPr>
-              <w:t>%}{{ emp</w:t>
-            </w:r>
             <w:proofErr w:type="gramEnd"/>
-            <w:r>
-              <w:rPr>
-                <w:lang w:val="en-GB"/>
-              </w:rPr>
-              <w:t>_</w:t>
-            </w:r>
-            <w:proofErr w:type="spellStart"/>
-            <w:r>
-              <w:rPr>
-                <w:lang w:val="en-GB"/>
-              </w:rPr>
-              <w:t>qr</w:t>
-            </w:r>
-            <w:proofErr w:type="spellEnd"/>
-            <w:r>
-              <w:rPr>
-                <w:lang w:val="en-GB"/>
-              </w:rPr>
-              <w:t>__insert[</w:t>
-            </w:r>
+            <w:proofErr w:type="spellStart"/>
+            <w:proofErr w:type="spellEnd"/>
             <w:proofErr w:type="gramStart"/>
-            <w:r>
-              <w:rPr>
-                <w:lang w:val="en-GB"/>
-              </w:rPr>
-              <w:t>0][</w:t>
-            </w:r>
             <w:proofErr w:type="gramEnd"/>
-            <w:r>
-              <w:rPr>
-                <w:lang w:val="en-GB"/>
-              </w:rPr>
-              <w:t>"</w:t>
-            </w:r>
-            <w:proofErr w:type="spellStart"/>
-            <w:r>
-              <w:rPr>
-                <w:lang w:val="en-GB"/>
-              </w:rPr>
-              <w:t>img</w:t>
-            </w:r>
-            <w:proofErr w:type="spellEnd"/>
-            <w:r>
-              <w:rPr>
-                <w:lang w:val="en-GB"/>
-              </w:rPr>
-              <w:t>"</w:t>
-            </w:r>
+            <w:proofErr w:type="spellStart"/>
+            <w:proofErr w:type="spellEnd"/>
             <w:proofErr w:type="gramStart"/>
-            <w:r>
-              <w:rPr>
-                <w:lang w:val="en-GB"/>
-              </w:rPr>
-              <w:t>] }}{</w:t>
-            </w:r>
             <w:proofErr w:type="gramEnd"/>
-            <w:r>
-              <w:rPr>
-                <w:lang w:val="en-GB"/>
-              </w:rPr>
-              <w:t xml:space="preserve">% endif </w:t>
-            </w:r>
             <w:proofErr w:type="gramStart"/>
-            <w:r>
-              <w:rPr>
-                <w:lang w:val="en-GB"/>
-              </w:rPr>
-              <w:t>%}</w:t>
-            </w:r>
-            <w:r>
-              <w:rPr>
-                <w:lang w:val="en-GB"/>
-              </w:rPr>
-              <w:t xml:space="preserve">{{ </w:t>
-            </w:r>
-            <w:proofErr w:type="spellStart"/>
-            <w:r>
-              <w:rPr>
-                <w:lang w:val="en-GB"/>
-              </w:rPr>
-              <w:t>emp</w:t>
-            </w:r>
+            <w:proofErr w:type="spellStart"/>
             <w:proofErr w:type="gramEnd"/>
-            <w:r>
-              <w:rPr>
-                <w:lang w:val="en-GB"/>
-              </w:rPr>
-              <w:t>_sign_</w:t>
-            </w:r>
             <w:proofErr w:type="gramStart"/>
-            <w:r>
-              <w:rPr>
-                <w:lang w:val="en-GB"/>
-              </w:rPr>
-              <w:t>date</w:t>
-            </w:r>
-            <w:proofErr w:type="spellEnd"/>
-            <w:r>
-              <w:rPr>
-                <w:lang w:val="en-GB"/>
-              </w:rPr>
-              <w:t xml:space="preserve"> }</w:t>
-            </w:r>
+            <w:proofErr w:type="spellEnd"/>
             <w:proofErr w:type="gramEnd"/>
-            <w:r>
-              <w:rPr>
-                <w:lang w:val="en-GB"/>
-              </w:rPr>
-              <w:t>}</w:t>
-            </w:r>
           </w:p>
           <w:p>
             <w:pPr>
@@ -2077,1153 +1831,6 @@
         </w:tc>
       </w:tr>
     </w:tbl>
-    <w:p>
-      <w:pPr>
-        <w:rPr>
-          <w:lang w:val="en-GB"/>
-        </w:rPr>
-      </w:pPr>
-      <w:r>
-        <w:rPr>
-          <w:lang w:val="en-GB"/>
-        </w:rPr>
-        <w:br w:type="page"/>
-      </w:r>
-    </w:p>
-    <w:p>
-      <w:pPr>
-        <w:jc w:val="center"/>
-        <w:rPr>
-          <w:lang w:val="kk-KZ"/>
-        </w:rPr>
-      </w:pPr>
-      <w:r>
-        <w:rPr>
-          <w:lang w:val="kk-KZ"/>
-        </w:rPr>
-        <w:t>ДОКУМЕНТ УДОСТОВЕРЕН</w:t>
-      </w:r>
-    </w:p>
-    <w:p>
-      <w:pPr>
-        <w:jc w:val="center"/>
-        <w:rPr>
-          <w:lang w:val="en-GB"/>
-        </w:rPr>
-      </w:pPr>
-    </w:p>
-    <w:p>
-      <w:pPr>
-        <w:snapToGrid w:val="0"/>
-        <w:ind w:left="-142"/>
-        <w:jc w:val="both"/>
-        <w:rPr>
-          <w:lang w:val="kk-KZ"/>
-        </w:rPr>
-      </w:pPr>
-      <w:r>
-        <w:rPr>
-          <w:color w:val="000000"/>
-          <w:lang w:val="kk-KZ"/>
-        </w:rPr>
-        <w:t xml:space="preserve">{%p </w:t>
-      </w:r>
-      <w:proofErr w:type="spellStart"/>
-      <w:r>
-        <w:rPr>
-          <w:color w:val="000000"/>
-          <w:lang w:val="kk-KZ"/>
-        </w:rPr>
-        <w:t>for</w:t>
-      </w:r>
-      <w:proofErr w:type="spellEnd"/>
-      <w:r>
-        <w:rPr>
-          <w:color w:val="000000"/>
-          <w:lang w:val="kk-KZ"/>
-        </w:rPr>
-        <w:t xml:space="preserve"> a </w:t>
-      </w:r>
-      <w:proofErr w:type="spellStart"/>
-      <w:r>
-        <w:rPr>
-          <w:color w:val="000000"/>
-          <w:lang w:val="kk-KZ"/>
-        </w:rPr>
-        <w:t>in</w:t>
-      </w:r>
-      <w:proofErr w:type="spellEnd"/>
-      <w:r>
-        <w:rPr>
-          <w:color w:val="000000"/>
-          <w:lang w:val="kk-KZ"/>
-        </w:rPr>
-        <w:t xml:space="preserve"> </w:t>
-      </w:r>
-      <w:proofErr w:type="spellStart"/>
-      <w:r>
-        <w:rPr>
-          <w:color w:val="000000"/>
-          <w:lang w:val="kk-KZ"/>
-        </w:rPr>
-        <w:t>state_agreement_lines</w:t>
-      </w:r>
-      <w:proofErr w:type="spellEnd"/>
-      <w:r>
-        <w:rPr>
-          <w:color w:val="000000"/>
-          <w:lang w:val="kk-KZ"/>
-        </w:rPr>
-        <w:t xml:space="preserve"> %}</w:t>
-      </w:r>
-    </w:p>
-    <w:p>
-      <w:pPr>
-        <w:snapToGrid w:val="0"/>
-        <w:ind w:left="-142"/>
-        <w:rPr>
-          <w:color w:val="000000"/>
-          <w:lang w:val="kk-KZ"/>
-        </w:rPr>
-      </w:pPr>
-      <w:r>
-        <w:rPr>
-          <w:color w:val="000000"/>
-          <w:lang w:val="kk-KZ"/>
-        </w:rPr>
-        <w:t xml:space="preserve">{% </w:t>
-      </w:r>
-      <w:proofErr w:type="spellStart"/>
-      <w:r>
-        <w:rPr>
-          <w:color w:val="000000"/>
-          <w:lang w:val="kk-KZ"/>
-        </w:rPr>
-        <w:t>if</w:t>
-      </w:r>
-      <w:proofErr w:type="spellEnd"/>
-      <w:r>
-        <w:rPr>
-          <w:color w:val="000000"/>
-          <w:lang w:val="kk-KZ"/>
-        </w:rPr>
-        <w:t xml:space="preserve"> </w:t>
-      </w:r>
-      <w:proofErr w:type="spellStart"/>
-      <w:r>
-        <w:rPr>
-          <w:color w:val="000000"/>
-          <w:lang w:val="kk-KZ"/>
-        </w:rPr>
-        <w:t>a.signed</w:t>
-      </w:r>
-      <w:proofErr w:type="spellEnd"/>
-      <w:r>
-        <w:rPr>
-          <w:color w:val="000000"/>
-          <w:lang w:val="kk-KZ"/>
-        </w:rPr>
-        <w:t xml:space="preserve"> %}</w:t>
-      </w:r>
-    </w:p>
-    <w:p>
-      <w:pPr>
-        <w:snapToGrid w:val="0"/>
-        <w:ind w:left="-142" w:firstLine="177"/>
-        <w:rPr>
-          <w:color w:val="000000"/>
-          <w:lang w:val="en-US"/>
-        </w:rPr>
-      </w:pPr>
-      <w:proofErr w:type="gramStart"/>
-      <w:r>
-        <w:rPr>
-          <w:color w:val="000000"/>
-          <w:lang w:val="en-US"/>
-        </w:rPr>
-        <w:t>{{ a</w:t>
-      </w:r>
-      <w:proofErr w:type="gramEnd"/>
-      <w:r>
-        <w:rPr>
-          <w:color w:val="000000"/>
-          <w:lang w:val="en-US"/>
-        </w:rPr>
-        <w:t>.</w:t>
-      </w:r>
-      <w:proofErr w:type="gramStart"/>
-      <w:r>
-        <w:rPr>
-          <w:color w:val="000000"/>
-          <w:lang w:val="en-US"/>
-        </w:rPr>
-        <w:t>name }</w:t>
-      </w:r>
-      <w:proofErr w:type="gramEnd"/>
-      <w:r>
-        <w:rPr>
-          <w:color w:val="000000"/>
-          <w:lang w:val="en-US"/>
-        </w:rPr>
-        <w:t>}</w:t>
-      </w:r>
-    </w:p>
-    <w:tbl>
-      <w:tblPr>
-        <w:tblW w:w="10694" w:type="dxa"/>
-        <w:tblInd w:w="-476" w:type="dxa"/>
-        <w:tblLayout w:type="fixed"/>
-        <w:tblLook w:val="04A0" w:firstRow="1" w:lastRow="0" w:firstColumn="1" w:lastColumn="0" w:noHBand="0" w:noVBand="1"/>
-      </w:tblPr>
-      <w:tblGrid>
-        <w:gridCol w:w="4083"/>
-        <w:gridCol w:w="4390"/>
-        <w:gridCol w:w="2221"/>
-      </w:tblGrid>
-      <w:tr>
-        <w:trPr>
-          <w:trHeight w:val="73"/>
-        </w:trPr>
-        <w:tc>
-          <w:tcPr>
-            <w:tcW w:w="4083" w:type="dxa"/>
-          </w:tcPr>
-          <w:p>
-            <w:pPr>
-              <w:tabs>
-                <w:tab w:val="right" w:pos="6981"/>
-              </w:tabs>
-              <w:snapToGrid w:val="0"/>
-              <w:ind w:left="-142" w:firstLine="744"/>
-              <w:rPr>
-                <w:color w:val="000000"/>
-                <w:lang w:val="en-US"/>
-              </w:rPr>
-            </w:pPr>
-            <w:r>
-              <w:rPr>
-                <w:color w:val="000000"/>
-              </w:rPr>
-              <w:t>Дата</w:t>
-            </w:r>
-            <w:r>
-              <w:rPr>
-                <w:color w:val="000000"/>
-                <w:lang w:val="en-US"/>
-              </w:rPr>
-              <w:t xml:space="preserve"> </w:t>
-            </w:r>
-            <w:r>
-              <w:rPr>
-                <w:color w:val="000000"/>
-              </w:rPr>
-              <w:t>выдачи</w:t>
-            </w:r>
-            <w:r>
-              <w:rPr>
-                <w:color w:val="000000"/>
-                <w:lang w:val="en-US"/>
-              </w:rPr>
-              <w:t xml:space="preserve"> </w:t>
-            </w:r>
-            <w:r>
-              <w:rPr>
-                <w:color w:val="000000"/>
-              </w:rPr>
-              <w:t>сертификата</w:t>
-            </w:r>
-            <w:r>
-              <w:rPr>
-                <w:color w:val="000000"/>
-                <w:lang w:val="en-US"/>
-              </w:rPr>
-              <w:t>:</w:t>
-            </w:r>
-          </w:p>
-        </w:tc>
-        <w:tc>
-          <w:tcPr>
-            <w:tcW w:w="4390" w:type="dxa"/>
-          </w:tcPr>
-          <w:p>
-            <w:pPr>
-              <w:snapToGrid w:val="0"/>
-              <w:ind w:left="-142"/>
-              <w:jc w:val="right"/>
-              <w:rPr>
-                <w:color w:val="000000"/>
-                <w:lang w:val="en-US"/>
-              </w:rPr>
-            </w:pPr>
-            <w:proofErr w:type="gramStart"/>
-            <w:r>
-              <w:rPr>
-                <w:color w:val="000000"/>
-                <w:lang w:val="en-US"/>
-              </w:rPr>
-              <w:t xml:space="preserve">{{ </w:t>
-            </w:r>
-            <w:proofErr w:type="spellStart"/>
-            <w:r>
-              <w:rPr>
-                <w:color w:val="000000"/>
-                <w:lang w:val="en-US"/>
-              </w:rPr>
-              <w:t>a</w:t>
-            </w:r>
-            <w:proofErr w:type="gramEnd"/>
-            <w:r>
-              <w:rPr>
-                <w:color w:val="000000"/>
-                <w:lang w:val="en-US"/>
-              </w:rPr>
-              <w:t>.certificate_start_date</w:t>
-            </w:r>
-            <w:proofErr w:type="spellEnd"/>
-            <w:r>
-              <w:rPr>
-                <w:color w:val="000000"/>
-                <w:lang w:val="en-US"/>
-              </w:rPr>
-              <w:t xml:space="preserve"> }}</w:t>
-            </w:r>
-          </w:p>
-        </w:tc>
-        <w:tc>
-          <w:tcPr>
-            <w:tcW w:w="2221" w:type="dxa"/>
-            <w:vMerge w:val="restart"/>
-          </w:tcPr>
-          <w:p>
-            <w:pPr>
-              <w:snapToGrid w:val="0"/>
-              <w:rPr>
-                <w:color w:val="000000"/>
-                <w:lang w:val="en-US"/>
-              </w:rPr>
-            </w:pPr>
-          </w:p>
-          <w:p>
-            <w:pPr>
-              <w:snapToGrid w:val="0"/>
-              <w:rPr>
-                <w:color w:val="000000"/>
-                <w:lang w:val="en-US"/>
-              </w:rPr>
-            </w:pPr>
-            <w:r>
-              <w:rPr>
-                <w:color w:val="000000"/>
-                <w:lang w:val="en-US"/>
-              </w:rPr>
-              <w:t xml:space="preserve">{% if </w:t>
-            </w:r>
-            <w:proofErr w:type="spellStart"/>
-            <w:proofErr w:type="gramStart"/>
-            <w:r>
-              <w:rPr>
-                <w:color w:val="000000"/>
-                <w:lang w:val="en-US"/>
-              </w:rPr>
-              <w:t>a.signed</w:t>
-            </w:r>
-            <w:proofErr w:type="spellEnd"/>
-            <w:proofErr w:type="gramEnd"/>
-            <w:r>
-              <w:rPr>
-                <w:color w:val="000000"/>
-                <w:lang w:val="en-US"/>
-              </w:rPr>
-              <w:t xml:space="preserve"> %}</w:t>
-            </w:r>
-          </w:p>
-          <w:p>
-            <w:pPr>
-              <w:snapToGrid w:val="0"/>
-              <w:rPr>
-                <w:color w:val="000000"/>
-                <w:lang w:val="en-US"/>
-              </w:rPr>
-            </w:pPr>
-            <w:proofErr w:type="gramStart"/>
-            <w:r>
-              <w:rPr>
-                <w:color w:val="000000"/>
-                <w:lang w:val="en-US"/>
-              </w:rPr>
-              <w:t>{{ images</w:t>
-            </w:r>
-            <w:proofErr w:type="gramEnd"/>
-            <w:r>
-              <w:rPr>
-                <w:color w:val="000000"/>
-                <w:lang w:val="en-US"/>
-              </w:rPr>
-              <w:t>__insert[</w:t>
-            </w:r>
-            <w:proofErr w:type="gramStart"/>
-            <w:r>
-              <w:rPr>
-                <w:color w:val="000000"/>
-                <w:lang w:val="en-US"/>
-              </w:rPr>
-              <w:t>loop.index0][</w:t>
-            </w:r>
-            <w:proofErr w:type="gramEnd"/>
-            <w:r>
-              <w:rPr>
-                <w:color w:val="000000"/>
-                <w:lang w:val="en-US"/>
-              </w:rPr>
-              <w:t>‘img’</w:t>
-            </w:r>
-            <w:proofErr w:type="gramStart"/>
-            <w:r>
-              <w:rPr>
-                <w:color w:val="000000"/>
-                <w:lang w:val="en-US"/>
-              </w:rPr>
-              <w:t>] }</w:t>
-            </w:r>
-            <w:proofErr w:type="gramEnd"/>
-            <w:r>
-              <w:rPr>
-                <w:color w:val="000000"/>
-                <w:lang w:val="en-US"/>
-              </w:rPr>
-              <w:t>}</w:t>
-            </w:r>
-          </w:p>
-          <w:p>
-            <w:pPr>
-              <w:rPr>
-                <w:color w:val="000000"/>
-                <w:lang w:val="en-US"/>
-              </w:rPr>
-            </w:pPr>
-            <w:r>
-              <w:rPr>
-                <w:lang w:val="en-US"/>
-              </w:rPr>
-              <w:t>{% endif %}</w:t>
-            </w:r>
-          </w:p>
-          <w:p>
-            <w:pPr>
-              <w:snapToGrid w:val="0"/>
-              <w:ind w:left="-142"/>
-              <w:rPr>
-                <w:color w:val="000000"/>
-                <w:lang w:val="en-US"/>
-              </w:rPr>
-            </w:pPr>
-          </w:p>
-        </w:tc>
-      </w:tr>
-      <w:tr>
-        <w:trPr>
-          <w:trHeight w:val="73"/>
-        </w:trPr>
-        <w:tc>
-          <w:tcPr>
-            <w:tcW w:w="4083" w:type="dxa"/>
-          </w:tcPr>
-          <w:p>
-            <w:pPr>
-              <w:snapToGrid w:val="0"/>
-              <w:ind w:left="-142" w:firstLine="744"/>
-              <w:rPr>
-                <w:color w:val="000000"/>
-                <w:lang w:val="en-US"/>
-              </w:rPr>
-            </w:pPr>
-            <w:r>
-              <w:t>Дата</w:t>
-            </w:r>
-            <w:r>
-              <w:rPr>
-                <w:lang w:val="en-US"/>
-              </w:rPr>
-              <w:t xml:space="preserve"> </w:t>
-            </w:r>
-            <w:r>
-              <w:t>окончания</w:t>
-            </w:r>
-            <w:r>
-              <w:rPr>
-                <w:lang w:val="en-US"/>
-              </w:rPr>
-              <w:t xml:space="preserve"> </w:t>
-            </w:r>
-            <w:r>
-              <w:t>сертификата</w:t>
-            </w:r>
-            <w:r>
-              <w:rPr>
-                <w:lang w:val="en-US"/>
-              </w:rPr>
-              <w:t>:</w:t>
-            </w:r>
-            <w:r>
-              <w:rPr>
-                <w:color w:val="000000"/>
-                <w:lang w:val="en-US"/>
-              </w:rPr>
-              <w:t xml:space="preserve"> </w:t>
-            </w:r>
-          </w:p>
-        </w:tc>
-        <w:tc>
-          <w:tcPr>
-            <w:tcW w:w="4390" w:type="dxa"/>
-          </w:tcPr>
-          <w:p>
-            <w:pPr>
-              <w:snapToGrid w:val="0"/>
-              <w:ind w:left="-142"/>
-              <w:jc w:val="right"/>
-              <w:rPr>
-                <w:color w:val="000000"/>
-                <w:lang w:val="en-US"/>
-              </w:rPr>
-            </w:pPr>
-            <w:proofErr w:type="gramStart"/>
-            <w:r>
-              <w:rPr>
-                <w:color w:val="000000"/>
-                <w:lang w:val="en-US"/>
-              </w:rPr>
-              <w:t xml:space="preserve">{{ </w:t>
-            </w:r>
-            <w:proofErr w:type="spellStart"/>
-            <w:r>
-              <w:rPr>
-                <w:color w:val="000000"/>
-                <w:lang w:val="en-US"/>
-              </w:rPr>
-              <w:t>a</w:t>
-            </w:r>
-            <w:proofErr w:type="gramEnd"/>
-            <w:r>
-              <w:rPr>
-                <w:color w:val="000000"/>
-                <w:lang w:val="en-US"/>
-              </w:rPr>
-              <w:t>.certificate</w:t>
-            </w:r>
-            <w:proofErr w:type="spellEnd"/>
-            <w:r>
-              <w:rPr>
-                <w:color w:val="000000"/>
-                <w:lang w:val="en-US"/>
-              </w:rPr>
-              <w:t>_</w:t>
-            </w:r>
-            <w:proofErr w:type="spellStart"/>
-            <w:r>
-              <w:rPr>
-                <w:color w:val="000000"/>
-                <w:lang w:val="kk-KZ"/>
-              </w:rPr>
-              <w:t>end</w:t>
-            </w:r>
-            <w:proofErr w:type="spellEnd"/>
-            <w:r>
-              <w:rPr>
-                <w:color w:val="000000"/>
-                <w:lang w:val="en-US"/>
-              </w:rPr>
-              <w:t>_date }}</w:t>
-            </w:r>
-          </w:p>
-        </w:tc>
-        <w:tc>
-          <w:tcPr>
-            <w:tcW w:w="2221" w:type="dxa"/>
-            <w:vMerge/>
-          </w:tcPr>
-          <w:p>
-            <w:pPr>
-              <w:snapToGrid w:val="0"/>
-              <w:ind w:left="-142"/>
-              <w:rPr>
-                <w:color w:val="000000"/>
-                <w:lang w:val="en-US"/>
-              </w:rPr>
-            </w:pPr>
-          </w:p>
-        </w:tc>
-      </w:tr>
-      <w:tr>
-        <w:trPr>
-          <w:trHeight w:val="73"/>
-        </w:trPr>
-        <w:tc>
-          <w:tcPr>
-            <w:tcW w:w="4083" w:type="dxa"/>
-          </w:tcPr>
-          <w:p>
-            <w:pPr>
-              <w:snapToGrid w:val="0"/>
-              <w:ind w:left="-142" w:firstLine="744"/>
-              <w:rPr>
-                <w:lang w:val="en-US"/>
-              </w:rPr>
-            </w:pPr>
-            <w:r>
-              <w:t>Серийный</w:t>
-            </w:r>
-            <w:r>
-              <w:rPr>
-                <w:lang w:val="en-US"/>
-              </w:rPr>
-              <w:t xml:space="preserve"> </w:t>
-            </w:r>
-            <w:r>
-              <w:t>номер</w:t>
-            </w:r>
-            <w:r>
-              <w:rPr>
-                <w:lang w:val="en-US"/>
-              </w:rPr>
-              <w:t>:</w:t>
-            </w:r>
-            <w:r>
-              <w:rPr>
-                <w:color w:val="000000"/>
-                <w:lang w:val="en-US"/>
-              </w:rPr>
-              <w:t xml:space="preserve"> </w:t>
-            </w:r>
-          </w:p>
-        </w:tc>
-        <w:tc>
-          <w:tcPr>
-            <w:tcW w:w="4390" w:type="dxa"/>
-          </w:tcPr>
-          <w:p>
-            <w:pPr>
-              <w:snapToGrid w:val="0"/>
-              <w:ind w:left="-142" w:firstLine="744"/>
-              <w:jc w:val="right"/>
-              <w:rPr>
-                <w:color w:val="000000"/>
-                <w:lang w:val="en-US"/>
-              </w:rPr>
-            </w:pPr>
-            <w:proofErr w:type="gramStart"/>
-            <w:r>
-              <w:rPr>
-                <w:color w:val="000000"/>
-                <w:lang w:val="en-US"/>
-              </w:rPr>
-              <w:t xml:space="preserve">{{ </w:t>
-            </w:r>
-            <w:proofErr w:type="spellStart"/>
-            <w:r>
-              <w:rPr>
-                <w:color w:val="000000"/>
-                <w:lang w:val="en-US"/>
-              </w:rPr>
-              <w:t>a</w:t>
-            </w:r>
-            <w:proofErr w:type="gramEnd"/>
-            <w:r>
-              <w:rPr>
-                <w:color w:val="000000"/>
-                <w:lang w:val="en-US"/>
-              </w:rPr>
-              <w:t>.serial_number</w:t>
-            </w:r>
-            <w:proofErr w:type="spellEnd"/>
-            <w:r>
-              <w:rPr>
-                <w:color w:val="000000"/>
-                <w:lang w:val="en-US"/>
-              </w:rPr>
-              <w:t xml:space="preserve"> }}</w:t>
-            </w:r>
-          </w:p>
-        </w:tc>
-        <w:tc>
-          <w:tcPr>
-            <w:tcW w:w="2221" w:type="dxa"/>
-            <w:vMerge/>
-          </w:tcPr>
-          <w:p>
-            <w:pPr>
-              <w:snapToGrid w:val="0"/>
-              <w:ind w:left="-142"/>
-              <w:rPr>
-                <w:color w:val="000000"/>
-                <w:lang w:val="en-US"/>
-              </w:rPr>
-            </w:pPr>
-          </w:p>
-        </w:tc>
-      </w:tr>
-      <w:tr>
-        <w:trPr>
-          <w:trHeight w:val="73"/>
-        </w:trPr>
-        <w:tc>
-          <w:tcPr>
-            <w:tcW w:w="4083" w:type="dxa"/>
-          </w:tcPr>
-          <w:p>
-            <w:pPr>
-              <w:snapToGrid w:val="0"/>
-              <w:ind w:left="-142" w:firstLine="744"/>
-              <w:rPr>
-                <w:lang w:val="en-US"/>
-              </w:rPr>
-            </w:pPr>
-            <w:r>
-              <w:t>Кем</w:t>
-            </w:r>
-            <w:r>
-              <w:rPr>
-                <w:lang w:val="en-US"/>
-              </w:rPr>
-              <w:t xml:space="preserve"> </w:t>
-            </w:r>
-            <w:r>
-              <w:t>выдан</w:t>
-            </w:r>
-            <w:r>
-              <w:rPr>
-                <w:lang w:val="en-US"/>
-              </w:rPr>
-              <w:t xml:space="preserve">: </w:t>
-            </w:r>
-          </w:p>
-        </w:tc>
-        <w:tc>
-          <w:tcPr>
-            <w:tcW w:w="4390" w:type="dxa"/>
-          </w:tcPr>
-          <w:p>
-            <w:pPr>
-              <w:snapToGrid w:val="0"/>
-              <w:ind w:left="-142" w:firstLine="744"/>
-              <w:jc w:val="right"/>
-              <w:rPr>
-                <w:color w:val="000000"/>
-                <w:lang w:val="en-US"/>
-              </w:rPr>
-            </w:pPr>
-            <w:proofErr w:type="gramStart"/>
-            <w:r>
-              <w:rPr>
-                <w:color w:val="000000"/>
-                <w:lang w:val="en-US"/>
-              </w:rPr>
-              <w:t xml:space="preserve">{{ </w:t>
-            </w:r>
-            <w:proofErr w:type="spellStart"/>
-            <w:r>
-              <w:rPr>
-                <w:color w:val="000000"/>
-                <w:lang w:val="en-US"/>
-              </w:rPr>
-              <w:t>a</w:t>
-            </w:r>
-            <w:proofErr w:type="gramEnd"/>
-            <w:r>
-              <w:rPr>
-                <w:color w:val="000000"/>
-                <w:lang w:val="en-US"/>
-              </w:rPr>
-              <w:t>.issued_by</w:t>
-            </w:r>
-            <w:proofErr w:type="spellEnd"/>
-            <w:r>
-              <w:rPr>
-                <w:color w:val="000000"/>
-                <w:lang w:val="en-US"/>
-              </w:rPr>
-              <w:t xml:space="preserve"> }}</w:t>
-            </w:r>
-          </w:p>
-        </w:tc>
-        <w:tc>
-          <w:tcPr>
-            <w:tcW w:w="2221" w:type="dxa"/>
-            <w:vMerge/>
-          </w:tcPr>
-          <w:p>
-            <w:pPr>
-              <w:snapToGrid w:val="0"/>
-              <w:ind w:left="-142"/>
-              <w:rPr>
-                <w:color w:val="000000"/>
-                <w:lang w:val="en-US"/>
-              </w:rPr>
-            </w:pPr>
-          </w:p>
-        </w:tc>
-      </w:tr>
-      <w:tr>
-        <w:trPr>
-          <w:trHeight w:val="73"/>
-        </w:trPr>
-        <w:tc>
-          <w:tcPr>
-            <w:tcW w:w="4083" w:type="dxa"/>
-          </w:tcPr>
-          <w:p>
-            <w:pPr>
-              <w:snapToGrid w:val="0"/>
-              <w:ind w:left="-142" w:firstLine="744"/>
-              <w:rPr>
-                <w:lang w:val="en-US"/>
-              </w:rPr>
-            </w:pPr>
-            <w:r>
-              <w:t>Кому</w:t>
-            </w:r>
-            <w:r>
-              <w:rPr>
-                <w:lang w:val="en-US"/>
-              </w:rPr>
-              <w:t xml:space="preserve"> </w:t>
-            </w:r>
-            <w:r>
-              <w:t>выдан</w:t>
-            </w:r>
-            <w:r>
-              <w:rPr>
-                <w:lang w:val="en-US"/>
-              </w:rPr>
-              <w:t>:</w:t>
-            </w:r>
-            <w:r>
-              <w:rPr>
-                <w:color w:val="000000"/>
-                <w:lang w:val="en-US"/>
-              </w:rPr>
-              <w:t xml:space="preserve"> </w:t>
-            </w:r>
-          </w:p>
-        </w:tc>
-        <w:tc>
-          <w:tcPr>
-            <w:tcW w:w="4390" w:type="dxa"/>
-          </w:tcPr>
-          <w:p>
-            <w:pPr>
-              <w:snapToGrid w:val="0"/>
-              <w:ind w:left="-142" w:firstLine="744"/>
-              <w:jc w:val="right"/>
-              <w:rPr>
-                <w:color w:val="000000"/>
-                <w:lang w:val="en-US"/>
-              </w:rPr>
-            </w:pPr>
-            <w:proofErr w:type="gramStart"/>
-            <w:r>
-              <w:rPr>
-                <w:color w:val="000000"/>
-                <w:lang w:val="en-US"/>
-              </w:rPr>
-              <w:t xml:space="preserve">{{ </w:t>
-            </w:r>
-            <w:proofErr w:type="spellStart"/>
-            <w:r>
-              <w:rPr>
-                <w:color w:val="000000"/>
-                <w:lang w:val="en-US"/>
-              </w:rPr>
-              <w:t>a</w:t>
-            </w:r>
-            <w:proofErr w:type="gramEnd"/>
-            <w:r>
-              <w:rPr>
-                <w:color w:val="000000"/>
-                <w:lang w:val="en-US"/>
-              </w:rPr>
-              <w:t>.issued_to</w:t>
-            </w:r>
-            <w:proofErr w:type="spellEnd"/>
-            <w:r>
-              <w:rPr>
-                <w:color w:val="000000"/>
-                <w:lang w:val="en-US"/>
-              </w:rPr>
-              <w:t xml:space="preserve"> }}</w:t>
-            </w:r>
-          </w:p>
-        </w:tc>
-        <w:tc>
-          <w:tcPr>
-            <w:tcW w:w="2221" w:type="dxa"/>
-            <w:vMerge/>
-          </w:tcPr>
-          <w:p>
-            <w:pPr>
-              <w:snapToGrid w:val="0"/>
-              <w:ind w:left="-142"/>
-              <w:rPr>
-                <w:color w:val="000000"/>
-                <w:lang w:val="en-US"/>
-              </w:rPr>
-            </w:pPr>
-          </w:p>
-        </w:tc>
-      </w:tr>
-      <w:tr>
-        <w:trPr>
-          <w:trHeight w:val="369"/>
-        </w:trPr>
-        <w:tc>
-          <w:tcPr>
-            <w:tcW w:w="4083" w:type="dxa"/>
-          </w:tcPr>
-          <w:p>
-            <w:pPr>
-              <w:snapToGrid w:val="0"/>
-              <w:ind w:left="-142" w:firstLine="744"/>
-              <w:rPr>
-                <w:color w:val="000000"/>
-                <w:lang w:val="en-US"/>
-              </w:rPr>
-            </w:pPr>
-            <w:r>
-              <w:t>Статус</w:t>
-            </w:r>
-            <w:r>
-              <w:rPr>
-                <w:lang w:val="en-US"/>
-              </w:rPr>
-              <w:t xml:space="preserve"> </w:t>
-            </w:r>
-            <w:r>
-              <w:t>сертификата</w:t>
-            </w:r>
-            <w:r>
-              <w:rPr>
-                <w:lang w:val="en-US"/>
-              </w:rPr>
-              <w:t>:</w:t>
-            </w:r>
-          </w:p>
-        </w:tc>
-        <w:tc>
-          <w:tcPr>
-            <w:tcW w:w="4390" w:type="dxa"/>
-          </w:tcPr>
-          <w:p>
-            <w:pPr>
-              <w:snapToGrid w:val="0"/>
-              <w:ind w:left="-142" w:firstLine="744"/>
-              <w:jc w:val="right"/>
-              <w:rPr>
-                <w:color w:val="000000"/>
-                <w:lang w:val="en-US"/>
-              </w:rPr>
-            </w:pPr>
-            <w:proofErr w:type="gramStart"/>
-            <w:r>
-              <w:rPr>
-                <w:color w:val="000000"/>
-                <w:lang w:val="en-US"/>
-              </w:rPr>
-              <w:t xml:space="preserve">{{ </w:t>
-            </w:r>
-            <w:proofErr w:type="spellStart"/>
-            <w:r>
-              <w:rPr>
-                <w:color w:val="000000"/>
-                <w:lang w:val="en-US"/>
-              </w:rPr>
-              <w:t>a</w:t>
-            </w:r>
-            <w:proofErr w:type="gramEnd"/>
-            <w:r>
-              <w:rPr>
-                <w:color w:val="000000"/>
-                <w:lang w:val="en-US"/>
-              </w:rPr>
-              <w:t>.certificate_status</w:t>
-            </w:r>
-            <w:proofErr w:type="spellEnd"/>
-            <w:r>
-              <w:rPr>
-                <w:color w:val="000000"/>
-                <w:lang w:val="en-US"/>
-              </w:rPr>
-              <w:t xml:space="preserve"> }}</w:t>
-            </w:r>
-          </w:p>
-        </w:tc>
-        <w:tc>
-          <w:tcPr>
-            <w:tcW w:w="2221" w:type="dxa"/>
-            <w:vMerge/>
-          </w:tcPr>
-          <w:p>
-            <w:pPr>
-              <w:snapToGrid w:val="0"/>
-              <w:ind w:left="-142"/>
-              <w:rPr>
-                <w:color w:val="000000"/>
-                <w:lang w:val="en-US"/>
-              </w:rPr>
-            </w:pPr>
-          </w:p>
-        </w:tc>
-      </w:tr>
-      <w:tr>
-        <w:trPr>
-          <w:trHeight w:val="379"/>
-        </w:trPr>
-        <w:tc>
-          <w:tcPr>
-            <w:tcW w:w="4083" w:type="dxa"/>
-          </w:tcPr>
-          <w:p>
-            <w:pPr>
-              <w:snapToGrid w:val="0"/>
-              <w:ind w:left="-142" w:firstLine="744"/>
-              <w:rPr>
-                <w:lang w:val="en-US"/>
-              </w:rPr>
-            </w:pPr>
-            <w:r>
-              <w:t>Дата</w:t>
-            </w:r>
-            <w:r>
-              <w:rPr>
-                <w:lang w:val="en-US"/>
-              </w:rPr>
-              <w:t xml:space="preserve"> </w:t>
-            </w:r>
-            <w:r>
-              <w:t>подписи</w:t>
-            </w:r>
-            <w:r>
-              <w:rPr>
-                <w:lang w:val="en-US"/>
-              </w:rPr>
-              <w:t>:</w:t>
-            </w:r>
-          </w:p>
-        </w:tc>
-        <w:tc>
-          <w:tcPr>
-            <w:tcW w:w="4390" w:type="dxa"/>
-          </w:tcPr>
-          <w:p>
-            <w:pPr>
-              <w:snapToGrid w:val="0"/>
-              <w:ind w:left="-142"/>
-              <w:jc w:val="right"/>
-              <w:rPr>
-                <w:color w:val="000000"/>
-                <w:lang w:val="en-US"/>
-              </w:rPr>
-            </w:pPr>
-            <w:proofErr w:type="gramStart"/>
-            <w:r>
-              <w:rPr>
-                <w:color w:val="000000"/>
-                <w:lang w:val="en-US"/>
-              </w:rPr>
-              <w:t xml:space="preserve">{{ </w:t>
-            </w:r>
-            <w:proofErr w:type="spellStart"/>
-            <w:r>
-              <w:rPr>
-                <w:color w:val="000000"/>
-                <w:lang w:val="en-US"/>
-              </w:rPr>
-              <w:t>a</w:t>
-            </w:r>
-            <w:proofErr w:type="gramEnd"/>
-            <w:r>
-              <w:rPr>
-                <w:color w:val="000000"/>
-                <w:lang w:val="en-US"/>
-              </w:rPr>
-              <w:t>.agreement_date</w:t>
-            </w:r>
-            <w:proofErr w:type="spellEnd"/>
-            <w:r>
-              <w:rPr>
-                <w:color w:val="000000"/>
-                <w:lang w:val="en-US"/>
-              </w:rPr>
-              <w:t xml:space="preserve"> }}</w:t>
-            </w:r>
-          </w:p>
-        </w:tc>
-        <w:tc>
-          <w:tcPr>
-            <w:tcW w:w="2221" w:type="dxa"/>
-            <w:vMerge/>
-          </w:tcPr>
-          <w:p>
-            <w:pPr>
-              <w:snapToGrid w:val="0"/>
-              <w:ind w:left="-142"/>
-              <w:rPr>
-                <w:color w:val="000000"/>
-                <w:lang w:val="en-US"/>
-              </w:rPr>
-            </w:pPr>
-          </w:p>
-        </w:tc>
-      </w:tr>
-    </w:tbl>
-    <w:p>
-      <w:pPr>
-        <w:ind w:left="-142"/>
-        <w:rPr>
-          <w:color w:val="000000"/>
-          <w:lang w:val="en-US"/>
-        </w:rPr>
-      </w:pPr>
-      <w:r>
-        <w:rPr>
-          <w:lang w:val="en-US"/>
-        </w:rPr>
-        <w:t>{% endif %}</w:t>
-      </w:r>
-    </w:p>
-    <w:p>
-      <w:pPr>
-        <w:ind w:left="-142"/>
-        <w:rPr>
-          <w:color w:val="000000"/>
-          <w:lang w:val="en-US"/>
-        </w:rPr>
-      </w:pPr>
-      <w:r>
-        <w:rPr>
-          <w:color w:val="000000"/>
-          <w:lang w:val="en-US"/>
-        </w:rPr>
-        <w:t xml:space="preserve">{%p </w:t>
-      </w:r>
-      <w:proofErr w:type="spellStart"/>
-      <w:proofErr w:type="gramStart"/>
-      <w:r>
-        <w:rPr>
-          <w:color w:val="000000"/>
-          <w:lang w:val="en-US"/>
-        </w:rPr>
-        <w:t>endfor</w:t>
-      </w:r>
-      <w:proofErr w:type="spellEnd"/>
-      <w:r>
-        <w:rPr>
-          <w:color w:val="000000"/>
-          <w:lang w:val="en-US"/>
-        </w:rPr>
-        <w:t xml:space="preserve"> %}</w:t>
-      </w:r>
-      <w:proofErr w:type="gramEnd"/>
-    </w:p>
     <w:sectPr>
       <w:pgSz w:w="11906" w:h="16838"/>
       <w:pgMar w:top="426" w:right="849" w:bottom="624" w:left="1134" w:header="0" w:footer="0" w:gutter="0"/>

--- a/static/templates/explanation_request_template.docx
+++ b/static/templates/explanation_request_template.docx
@@ -2,796 +2,530 @@
 <file path=word/document.xml><?xml version="1.0" encoding="utf-8"?>
 <w:document xmlns:wpc="http://schemas.microsoft.com/office/word/2010/wordprocessingCanvas" xmlns:cx="http://schemas.microsoft.com/office/drawing/2014/chartex" xmlns:cx1="http://schemas.microsoft.com/office/drawing/2015/9/8/chartex" xmlns:cx2="http://schemas.microsoft.com/office/drawing/2015/10/21/chartex" xmlns:cx3="http://schemas.microsoft.com/office/drawing/2016/5/9/chartex" xmlns:cx4="http://schemas.microsoft.com/office/drawing/2016/5/10/chartex" xmlns:cx5="http://schemas.microsoft.com/office/drawing/2016/5/11/chartex" xmlns:cx6="http://schemas.microsoft.com/office/drawing/2016/5/12/chartex" xmlns:cx7="http://schemas.microsoft.com/office/drawing/2016/5/13/chartex" xmlns:cx8="http://schemas.microsoft.com/office/drawing/2016/5/14/chartex" xmlns:mc="http://schemas.openxmlformats.org/markup-compatibility/2006" xmlns:aink="http://schemas.microsoft.com/office/drawing/2016/ink" xmlns:am3d="http://schemas.microsoft.com/office/drawing/2017/model3d" xmlns:o="urn:schemas-microsoft-com:office:office" xmlns:oel="http://schemas.microsoft.com/office/2019/extlst" xmlns:r="http://schemas.openxmlformats.org/officeDocument/2006/relationships" xmlns:m="http://schemas.openxmlformats.org/officeDocument/2006/math" xmlns:v="urn:schemas-microsoft-com:vml" xmlns:wp14="http://schemas.microsoft.com/office/word/2010/wordprocessingDrawing" xmlns:wp="http://schemas.openxmlformats.org/drawingml/2006/wordprocessingDrawing" xmlns:w10="urn:schemas-microsoft-com:office:word" xmlns:w="http://schemas.openxmlformats.org/wordprocessingml/2006/main" xmlns:w14="http://schemas.microsoft.com/office/word/2010/wordml" xmlns:w15="http://schemas.microsoft.com/office/word/2012/wordml" xmlns:w16cex="http://schemas.microsoft.com/office/word/2018/wordml/cex" xmlns:w16cid="http://schemas.microsoft.com/office/word/2016/wordml/cid" xmlns:w16="http://schemas.microsoft.com/office/word/2018/wordml" xmlns:w16du="http://schemas.microsoft.com/office/word/2023/wordml/word16du" xmlns:w16sdtdh="http://schemas.microsoft.com/office/word/2020/wordml/sdtdatahash" xmlns:w16sdtfl="http://schemas.microsoft.com/office/word/2024/wordml/sdtformatlock" xmlns:w16se="http://schemas.microsoft.com/office/word/2015/wordml/symex" xmlns:wpg="http://schemas.microsoft.com/office/word/2010/wordprocessingGroup" xmlns:wpi="http://schemas.microsoft.com/office/word/2010/wordprocessingInk" xmlns:wne="http://schemas.microsoft.com/office/word/2006/wordml" xmlns:wps="http://schemas.microsoft.com/office/word/2010/wordprocessingShape" mc:Ignorable="w14 w15 w16se w16cid w16 w16cex w16sdtdh w16sdtfl w16du wp14">
   <w:body>
-    <w:p>
-      <w:pPr>
-        <w:pStyle w:val="a6"/>
+    <w:tbl>
+      <w:tblPr>
+        <w:tblW w:w="9923" w:type="dxa"/>
         <w:jc w:val="center"/>
-      </w:pPr>
-      <w:r>
-        <w:rPr>
-          <w:noProof/>
-        </w:rPr>
-        <w:pict w14:anchorId="2E8DE2B5">
-          <v:shapetype id="_x0000_t75" coordsize="21600,21600" o:spt="75" o:preferrelative="t" path="m@4@5l@4@11@9@11@9@5xe" filled="f" stroked="f">
-            <v:stroke joinstyle="miter"/>
-            <v:formulas>
-              <v:f eqn="if lineDrawn pixelLineWidth 0"/>
-              <v:f eqn="sum @0 1 0"/>
-              <v:f eqn="sum 0 0 @1"/>
-              <v:f eqn="prod @2 1 2"/>
-              <v:f eqn="prod @3 21600 pixelWidth"/>
-              <v:f eqn="prod @3 21600 pixelHeight"/>
-              <v:f eqn="sum @0 0 1"/>
-              <v:f eqn="prod @6 1 2"/>
-              <v:f eqn="prod @7 21600 pixelWidth"/>
-              <v:f eqn="sum @8 21600 0"/>
-              <v:f eqn="prod @7 21600 pixelHeight"/>
-              <v:f eqn="sum @10 21600 0"/>
-            </v:formulas>
-            <v:path o:extrusionok="f" gradientshapeok="t" o:connecttype="rect"/>
-            <o:lock v:ext="edit" aspectratio="t"/>
-          </v:shapetype>
-          <v:shape id="Рисунок 4" o:spid="_x0000_s1026" type="#_x0000_t75" style="position:absolute;left:0;text-align:left;margin-left:214.5pt;margin-top:-4.5pt;width:79.5pt;height:86.05pt;z-index:1;visibility:visible;mso-wrap-style:square;mso-wrap-distance-left:9.05pt;mso-wrap-distance-top:0;mso-wrap-distance-right:9.05pt;mso-wrap-distance-bottom:0;mso-position-horizontal:absolute;mso-position-horizontal-relative:text;mso-position-vertical:absolute;mso-position-vertical-relative:text">
-            <v:imagedata r:id="rId5" o:title="" croptop="-22f" cropbottom="-22f" cropleft="-24f" cropright="-24f"/>
-          </v:shape>
-        </w:pict>
-      </w:r>
-      <w:r>
-        <w:rPr>
-          <w:rFonts w:ascii="Courier New" w:hAnsi="Courier New" w:cs="Courier New"/>
-          <w:b/>
-          <w:bCs/>
-          <w:sz w:val="30"/>
-        </w:rPr>
-        <w:t xml:space="preserve">ҚАЗАҚСТАН </w:t>
-      </w:r>
-      <w:r>
-        <w:rPr>
-          <w:rFonts w:cs="Courier New"/>
-          <w:b/>
-          <w:bCs/>
-          <w:sz w:val="30"/>
-        </w:rPr>
-        <w:t xml:space="preserve">РЕСПУБЛИКАСЫ        </w:t>
-      </w:r>
-      <w:r>
-        <w:rPr>
-          <w:rFonts w:cs="Courier New"/>
-          <w:b/>
-          <w:bCs/>
-          <w:sz w:val="30"/>
-          <w:lang w:val="kk-KZ"/>
-        </w:rPr>
-        <w:t xml:space="preserve"> </w:t>
-      </w:r>
-      <w:r>
-        <w:rPr>
-          <w:rFonts w:cs="Courier New"/>
-          <w:b/>
-          <w:bCs/>
-          <w:sz w:val="30"/>
-        </w:rPr>
-        <w:t xml:space="preserve">    РЕСПУБЛИКА КАЗАХСТАН</w:t>
-      </w:r>
-    </w:p>
-    <w:p>
-      <w:pPr>
-        <w:jc w:val="center"/>
-        <w:rPr>
-          <w:rFonts w:ascii="Courier New(K);Courier New" w:hAnsi="Courier New(K);Courier New" w:cs="Courier New"/>
-          <w:b/>
-          <w:bCs/>
-          <w:color w:val="548DD4"/>
-          <w:sz w:val="26"/>
-        </w:rPr>
-      </w:pPr>
-      <w:r>
-        <w:rPr>
-          <w:rFonts w:ascii="Courier New(K);Courier New" w:hAnsi="Courier New(K);Courier New" w:cs="Courier New"/>
-          <w:b/>
-          <w:bCs/>
-          <w:color w:val="0070C0"/>
-          <w:sz w:val="32"/>
-          <w:szCs w:val="32"/>
-        </w:rPr>
-        <w:t xml:space="preserve">“КАСПИЙ </w:t>
-      </w:r>
-      <w:proofErr w:type="gramStart"/>
-      <w:r>
-        <w:rPr>
-          <w:rFonts w:ascii="Courier New(K);Courier New" w:hAnsi="Courier New(K);Courier New" w:cs="Courier New"/>
-          <w:b/>
-          <w:bCs/>
-          <w:color w:val="0070C0"/>
-          <w:sz w:val="32"/>
-          <w:szCs w:val="32"/>
-        </w:rPr>
-        <w:t>НЕФТЬ”</w:t>
-      </w:r>
-      <w:r>
-        <w:rPr>
-          <w:rFonts w:ascii="Courier New(K);Courier New" w:hAnsi="Courier New(K);Courier New" w:cs="Courier New"/>
-          <w:b/>
-          <w:bCs/>
-          <w:color w:val="548DD4"/>
-          <w:sz w:val="26"/>
-        </w:rPr>
-        <w:t xml:space="preserve">   </w:t>
-      </w:r>
-      <w:proofErr w:type="gramEnd"/>
-      <w:r>
-        <w:rPr>
-          <w:rFonts w:ascii="Courier New(K);Courier New" w:hAnsi="Courier New(K);Courier New" w:cs="Courier New"/>
-          <w:b/>
-          <w:bCs/>
-          <w:color w:val="548DD4"/>
-          <w:sz w:val="26"/>
-        </w:rPr>
-        <w:t xml:space="preserve">                   </w:t>
-      </w:r>
-      <w:r>
-        <w:rPr>
-          <w:rFonts w:ascii="Courier New(K);Courier New" w:hAnsi="Courier New(K);Courier New" w:cs="Courier New"/>
-          <w:b/>
-          <w:bCs/>
-          <w:color w:val="0070C0"/>
-        </w:rPr>
-        <w:t>АКЦИОНЕРНОЕ ОБЩЕСТВО</w:t>
-      </w:r>
-    </w:p>
-    <w:p>
-      <w:pPr>
-        <w:jc w:val="center"/>
-        <w:rPr>
-          <w:rFonts w:ascii="Courier New(K);Courier New" w:hAnsi="Courier New(K);Courier New" w:cs="Courier New"/>
-          <w:b/>
-          <w:bCs/>
-          <w:color w:val="0070C0"/>
-          <w:sz w:val="26"/>
-        </w:rPr>
-      </w:pPr>
-      <w:r>
-        <w:rPr>
-          <w:rFonts w:ascii="Courier New(K);Courier New" w:hAnsi="Courier New(K);Courier New" w:cs="Courier New"/>
-          <w:b/>
-          <w:bCs/>
-          <w:color w:val="0070C0"/>
-          <w:lang w:val="kk-KZ"/>
-        </w:rPr>
-        <w:t>АКЦИОНЕРЛІК ҚОҒАМЫ</w:t>
-      </w:r>
-      <w:r>
-        <w:rPr>
-          <w:rFonts w:ascii="Courier New(K);Courier New" w:hAnsi="Courier New(K);Courier New" w:cs="Courier New"/>
-          <w:b/>
-          <w:bCs/>
-          <w:sz w:val="22"/>
-          <w:lang w:val="kk-KZ"/>
-        </w:rPr>
-        <w:t xml:space="preserve">  </w:t>
-      </w:r>
-      <w:r>
-        <w:rPr>
-          <w:rFonts w:ascii="Courier New(K);Courier New" w:hAnsi="Courier New(K);Courier New" w:cs="Courier New"/>
-          <w:b/>
-          <w:bCs/>
-          <w:sz w:val="26"/>
-        </w:rPr>
-        <w:t xml:space="preserve">                     </w:t>
-      </w:r>
-      <w:r>
-        <w:rPr>
-          <w:rFonts w:ascii="Courier New(K);Courier New" w:hAnsi="Courier New(K);Courier New" w:cs="Courier New"/>
-          <w:b/>
-          <w:bCs/>
-          <w:color w:val="0070C0"/>
-          <w:sz w:val="32"/>
-          <w:szCs w:val="32"/>
-        </w:rPr>
-        <w:t>“КАСПИЙ НЕФТЬ”</w:t>
-      </w:r>
-    </w:p>
-    <w:p>
-      <w:pPr>
-        <w:jc w:val="both"/>
-        <w:rPr>
-          <w:rFonts w:ascii="Courier New(K);Courier New" w:hAnsi="Courier New(K);Courier New" w:cs="Courier New"/>
-          <w:b/>
-          <w:bCs/>
-          <w:color w:val="0070C0"/>
-          <w:sz w:val="32"/>
-          <w:szCs w:val="32"/>
-        </w:rPr>
-      </w:pPr>
-    </w:p>
-    <w:p>
-      <w:pPr>
-        <w:tabs>
-          <w:tab w:val="left" w:pos="6804"/>
-        </w:tabs>
-        <w:jc w:val="both"/>
-      </w:pPr>
-      <w:r>
-        <w:rPr>
-          <w:rFonts w:ascii="Courier New(K);Courier New" w:eastAsia="Courier New(K);Courier New" w:hAnsi="Courier New(K);Courier New" w:cs="Courier New(K);Courier New"/>
-          <w:b/>
-          <w:bCs/>
-          <w:sz w:val="16"/>
-          <w:szCs w:val="16"/>
-          <w:lang w:val="kk-KZ"/>
-        </w:rPr>
-        <w:t xml:space="preserve">     </w:t>
-      </w:r>
-      <w:r>
-        <w:rPr>
-          <w:rFonts w:ascii="Courier New(K);Courier New" w:eastAsia="Courier New(K);Courier New" w:hAnsi="Courier New(K);Courier New" w:cs="Courier New(K);Courier New"/>
-          <w:b/>
-          <w:bCs/>
-          <w:sz w:val="16"/>
-          <w:szCs w:val="16"/>
-        </w:rPr>
-        <w:t xml:space="preserve"> </w:t>
-      </w:r>
-      <w:r>
-        <w:rPr>
-          <w:rFonts w:ascii="Courier New(K);Courier New" w:hAnsi="Courier New(K);Courier New" w:cs="Courier New"/>
-          <w:b/>
-          <w:bCs/>
-          <w:sz w:val="16"/>
-          <w:szCs w:val="16"/>
-        </w:rPr>
-        <w:t>0600</w:t>
-      </w:r>
-      <w:r>
-        <w:rPr>
-          <w:rFonts w:ascii="Courier New(K);Courier New" w:hAnsi="Courier New(K);Courier New" w:cs="Courier New"/>
-          <w:b/>
-          <w:bCs/>
-          <w:sz w:val="16"/>
-          <w:szCs w:val="16"/>
-          <w:lang w:val="kk-KZ"/>
-        </w:rPr>
-        <w:t>09</w:t>
-      </w:r>
-      <w:r>
-        <w:rPr>
-          <w:rFonts w:ascii="Dark Courier;Courier New" w:hAnsi="Dark Courier;Courier New" w:cs="Courier New"/>
-          <w:b/>
-          <w:bCs/>
-          <w:sz w:val="16"/>
-          <w:szCs w:val="16"/>
-        </w:rPr>
-        <w:t xml:space="preserve">, </w:t>
-      </w:r>
-      <w:r>
-        <w:rPr>
-          <w:rFonts w:ascii="Courier New(K);Courier New" w:hAnsi="Courier New(K);Courier New" w:cs="Courier New"/>
-          <w:b/>
-          <w:bCs/>
-          <w:sz w:val="16"/>
-          <w:szCs w:val="16"/>
-        </w:rPr>
-        <w:t xml:space="preserve">АТЫРАУ </w:t>
-      </w:r>
-      <w:r>
-        <w:rPr>
-          <w:rFonts w:ascii="Courier New(K);Courier New" w:hAnsi="Courier New(K);Courier New" w:cs="Courier New"/>
-          <w:b/>
-          <w:bCs/>
-          <w:sz w:val="16"/>
-          <w:szCs w:val="16"/>
-          <w:lang w:val="kk-KZ"/>
-        </w:rPr>
-        <w:t>қаласы</w:t>
-      </w:r>
-      <w:r>
-        <w:rPr>
-          <w:rFonts w:ascii="Courier New(K);Courier New" w:hAnsi="Courier New(K);Courier New" w:cs="Courier New"/>
-          <w:b/>
-          <w:bCs/>
-          <w:sz w:val="16"/>
-          <w:szCs w:val="16"/>
-        </w:rPr>
-        <w:t xml:space="preserve">                                  </w:t>
-      </w:r>
-      <w:r>
-        <w:rPr>
-          <w:rFonts w:ascii="Courier New(K);Courier New" w:hAnsi="Courier New(K);Courier New" w:cs="Courier New"/>
-          <w:b/>
-          <w:bCs/>
-          <w:sz w:val="16"/>
-          <w:szCs w:val="16"/>
-          <w:lang w:val="kk-KZ"/>
-        </w:rPr>
-        <w:t xml:space="preserve">  </w:t>
-      </w:r>
-      <w:r>
-        <w:rPr>
-          <w:rFonts w:ascii="Courier New(K);Courier New" w:hAnsi="Courier New(K);Courier New" w:cs="Courier New"/>
-          <w:b/>
-          <w:bCs/>
-          <w:sz w:val="16"/>
-          <w:szCs w:val="16"/>
-        </w:rPr>
-        <w:t xml:space="preserve"> </w:t>
-      </w:r>
-      <w:r>
-        <w:rPr>
-          <w:rFonts w:ascii="Courier New(K);Courier New" w:hAnsi="Courier New(K);Courier New" w:cs="Courier New"/>
-          <w:b/>
-          <w:bCs/>
-          <w:sz w:val="16"/>
-          <w:szCs w:val="16"/>
-          <w:lang w:val="kk-KZ"/>
-        </w:rPr>
-        <w:t xml:space="preserve">            </w:t>
-      </w:r>
-      <w:r>
-        <w:rPr>
-          <w:rFonts w:ascii="Courier New(K);Courier New" w:hAnsi="Courier New(K);Courier New" w:cs="Courier New"/>
-          <w:b/>
-          <w:bCs/>
-          <w:sz w:val="16"/>
-          <w:szCs w:val="16"/>
-        </w:rPr>
-        <w:t>0600</w:t>
-      </w:r>
-      <w:r>
-        <w:rPr>
-          <w:rFonts w:ascii="Courier New(K);Courier New" w:hAnsi="Courier New(K);Courier New" w:cs="Courier New"/>
-          <w:b/>
-          <w:bCs/>
-          <w:sz w:val="16"/>
-          <w:szCs w:val="16"/>
-          <w:lang w:val="kk-KZ"/>
-        </w:rPr>
-        <w:t>09</w:t>
-      </w:r>
-      <w:r>
-        <w:rPr>
-          <w:rFonts w:ascii="Courier New(K);Courier New" w:hAnsi="Courier New(K);Courier New" w:cs="Courier New"/>
-          <w:b/>
-          <w:bCs/>
-          <w:sz w:val="16"/>
-          <w:szCs w:val="16"/>
-        </w:rPr>
-        <w:t xml:space="preserve">, </w:t>
-      </w:r>
-      <w:proofErr w:type="spellStart"/>
-      <w:r>
-        <w:rPr>
-          <w:rFonts w:ascii="Courier New(K);Courier New" w:hAnsi="Courier New(K);Courier New" w:cs="Courier New"/>
-          <w:b/>
-          <w:bCs/>
-          <w:sz w:val="16"/>
-          <w:szCs w:val="16"/>
-          <w:lang w:val="kk-KZ"/>
-        </w:rPr>
-        <w:t>город</w:t>
-      </w:r>
-      <w:proofErr w:type="spellEnd"/>
-      <w:r>
-        <w:rPr>
-          <w:rFonts w:ascii="Courier New(K);Courier New" w:hAnsi="Courier New(K);Courier New" w:cs="Courier New"/>
-          <w:b/>
-          <w:bCs/>
-          <w:sz w:val="16"/>
-          <w:szCs w:val="16"/>
-        </w:rPr>
-        <w:t xml:space="preserve"> АТЫРАУ</w:t>
-      </w:r>
-    </w:p>
-    <w:p>
-      <w:pPr>
-        <w:pStyle w:val="1"/>
-        <w:jc w:val="left"/>
-      </w:pPr>
-      <w:r>
-        <w:rPr>
-          <w:rFonts w:ascii="Courier New(K);Courier New" w:eastAsia="Courier New(K);Courier New" w:hAnsi="Courier New(K);Courier New" w:cs="Courier New(K);Courier New"/>
-          <w:sz w:val="16"/>
-          <w:szCs w:val="16"/>
-        </w:rPr>
-        <w:t xml:space="preserve">      </w:t>
-      </w:r>
-      <w:r>
-        <w:rPr>
-          <w:rFonts w:ascii="Courier New(K);Courier New" w:hAnsi="Courier New(K);Courier New" w:cs="Courier New(K);Courier New"/>
-          <w:sz w:val="16"/>
-          <w:szCs w:val="16"/>
-          <w:lang w:val="kk-KZ"/>
-        </w:rPr>
-        <w:t>Қаныш Сәтбаев көшесі</w:t>
-      </w:r>
-      <w:r>
-        <w:rPr>
-          <w:rFonts w:ascii="Courier New(K);Courier New" w:hAnsi="Courier New(K);Courier New" w:cs="Courier New(K);Courier New"/>
-          <w:sz w:val="16"/>
-          <w:szCs w:val="16"/>
-        </w:rPr>
-        <w:t xml:space="preserve">, </w:t>
-      </w:r>
-      <w:r>
-        <w:rPr>
-          <w:rFonts w:ascii="Courier New(K);Courier New" w:hAnsi="Courier New(K);Courier New" w:cs="Courier New(K);Courier New"/>
-          <w:sz w:val="16"/>
-          <w:szCs w:val="16"/>
-          <w:lang w:val="kk-KZ"/>
-        </w:rPr>
-        <w:t xml:space="preserve">15 В </w:t>
-      </w:r>
-      <w:r>
-        <w:rPr>
-          <w:rFonts w:ascii="Courier New(K);Courier New" w:hAnsi="Courier New(K);Courier New" w:cs="Courier New(K);Courier New"/>
-          <w:sz w:val="16"/>
-          <w:szCs w:val="16"/>
-        </w:rPr>
-        <w:t xml:space="preserve">                                        </w:t>
-      </w:r>
-      <w:r>
-        <w:rPr>
-          <w:rFonts w:ascii="Courier New(K);Courier New" w:hAnsi="Courier New(K);Courier New" w:cs="Courier New(K);Courier New"/>
-          <w:sz w:val="16"/>
-          <w:szCs w:val="16"/>
-          <w:lang w:val="kk-KZ"/>
-        </w:rPr>
-        <w:t xml:space="preserve">  </w:t>
-      </w:r>
-      <w:r>
-        <w:rPr>
-          <w:rFonts w:ascii="Courier New(K);Courier New" w:hAnsi="Courier New(K);Courier New" w:cs="Courier New(K);Courier New"/>
-          <w:sz w:val="16"/>
-          <w:szCs w:val="16"/>
-        </w:rPr>
-        <w:t xml:space="preserve"> ул. </w:t>
-      </w:r>
-      <w:proofErr w:type="spellStart"/>
-      <w:r>
-        <w:rPr>
-          <w:rFonts w:ascii="Courier New(K);Courier New" w:hAnsi="Courier New(K);Courier New" w:cs="Courier New(K);Courier New"/>
-          <w:sz w:val="16"/>
-          <w:szCs w:val="16"/>
-          <w:lang w:val="kk-KZ"/>
-        </w:rPr>
-        <w:t>Қаныша</w:t>
-      </w:r>
-      <w:proofErr w:type="spellEnd"/>
-      <w:r>
-        <w:rPr>
-          <w:rFonts w:ascii="Courier New(K);Courier New" w:hAnsi="Courier New(K);Courier New" w:cs="Courier New(K);Courier New"/>
-          <w:sz w:val="16"/>
-          <w:szCs w:val="16"/>
-          <w:lang w:val="kk-KZ"/>
-        </w:rPr>
-        <w:t xml:space="preserve"> Сәтбаева</w:t>
-      </w:r>
-      <w:r>
-        <w:rPr>
-          <w:rFonts w:ascii="Courier New(K);Courier New" w:hAnsi="Courier New(K);Courier New" w:cs="Courier New(K);Courier New"/>
-          <w:sz w:val="16"/>
-          <w:szCs w:val="16"/>
-        </w:rPr>
-        <w:t>, 15 В</w:t>
-      </w:r>
-    </w:p>
-    <w:p>
-      <w:pPr>
-        <w:tabs>
-          <w:tab w:val="left" w:pos="6804"/>
-        </w:tabs>
-      </w:pPr>
-      <w:r>
-        <w:rPr>
-          <w:rFonts w:ascii="Courier New(K);Courier New" w:eastAsia="Courier New(K);Courier New" w:hAnsi="Courier New(K);Courier New" w:cs="Courier New(K);Courier New"/>
-          <w:b/>
-          <w:bCs/>
-          <w:sz w:val="16"/>
-          <w:szCs w:val="16"/>
-        </w:rPr>
-        <w:t xml:space="preserve">      </w:t>
-      </w:r>
-      <w:proofErr w:type="gramStart"/>
-      <w:r>
-        <w:rPr>
-          <w:rFonts w:ascii="Courier New(K);Courier New" w:hAnsi="Courier New(K);Courier New" w:cs="Courier New"/>
-          <w:b/>
-          <w:bCs/>
-          <w:sz w:val="16"/>
-          <w:szCs w:val="16"/>
-        </w:rPr>
-        <w:t>Тел:  8</w:t>
-      </w:r>
-      <w:proofErr w:type="gramEnd"/>
-      <w:r>
-        <w:rPr>
-          <w:rFonts w:ascii="Courier New(K);Courier New" w:hAnsi="Courier New(K);Courier New" w:cs="Courier New"/>
-          <w:b/>
-          <w:bCs/>
-          <w:sz w:val="16"/>
-          <w:szCs w:val="16"/>
-        </w:rPr>
-        <w:t xml:space="preserve">(7122) </w:t>
-      </w:r>
-      <w:r>
-        <w:rPr>
-          <w:rFonts w:ascii="Courier New(K);Courier New" w:hAnsi="Courier New(K);Courier New" w:cs="Courier New"/>
-          <w:b/>
-          <w:bCs/>
-          <w:sz w:val="16"/>
-          <w:szCs w:val="16"/>
-          <w:lang w:val="kk-KZ"/>
-        </w:rPr>
-        <w:t>31566</w:t>
-      </w:r>
-      <w:r>
-        <w:rPr>
-          <w:rFonts w:ascii="Courier New(K);Courier New" w:hAnsi="Courier New(K);Courier New" w:cs="Courier New"/>
-          <w:b/>
-          <w:bCs/>
-          <w:sz w:val="16"/>
-          <w:szCs w:val="16"/>
-        </w:rPr>
-        <w:t xml:space="preserve">3                                                  </w:t>
-      </w:r>
-      <w:proofErr w:type="gramStart"/>
-      <w:r>
-        <w:rPr>
-          <w:rFonts w:ascii="Courier New(K);Courier New" w:hAnsi="Courier New(K);Courier New" w:cs="Courier New"/>
-          <w:b/>
-          <w:bCs/>
-          <w:sz w:val="16"/>
-          <w:szCs w:val="16"/>
-        </w:rPr>
-        <w:t>Тел:  8</w:t>
-      </w:r>
-      <w:proofErr w:type="gramEnd"/>
-      <w:r>
-        <w:rPr>
-          <w:rFonts w:ascii="Courier New(K);Courier New" w:hAnsi="Courier New(K);Courier New" w:cs="Courier New"/>
-          <w:b/>
-          <w:bCs/>
-          <w:sz w:val="16"/>
-          <w:szCs w:val="16"/>
-        </w:rPr>
-        <w:t>(7122) 315663</w:t>
-      </w:r>
-    </w:p>
-    <w:p>
-      <w:pPr>
-        <w:ind w:left="-180"/>
-        <w:rPr>
-          <w:rFonts w:ascii="Courier New(K);Courier New" w:hAnsi="Courier New(K);Courier New" w:cs="Courier New"/>
-          <w:b/>
-          <w:bCs/>
-          <w:sz w:val="16"/>
-          <w:szCs w:val="16"/>
-        </w:rPr>
-      </w:pPr>
-      <w:r>
-        <w:rPr>
-          <w:rFonts w:ascii="Courier New(K);Courier New" w:eastAsia="Courier New(K);Courier New" w:hAnsi="Courier New(K);Courier New" w:cs="Courier New(K);Courier New"/>
-          <w:b/>
-          <w:bCs/>
-          <w:sz w:val="16"/>
-          <w:szCs w:val="16"/>
-        </w:rPr>
-        <w:t xml:space="preserve">        </w:t>
-      </w:r>
-      <w:proofErr w:type="gramStart"/>
-      <w:r>
-        <w:rPr>
-          <w:rFonts w:ascii="Courier New(K);Courier New" w:hAnsi="Courier New(K);Courier New" w:cs="Courier New"/>
-          <w:b/>
-          <w:bCs/>
-          <w:sz w:val="16"/>
-          <w:szCs w:val="16"/>
-          <w:lang w:val="en-US"/>
-        </w:rPr>
-        <w:t>e</w:t>
-      </w:r>
-      <w:r>
-        <w:rPr>
-          <w:rFonts w:ascii="Courier New(K);Courier New" w:hAnsi="Courier New(K);Courier New" w:cs="Courier New"/>
-          <w:b/>
-          <w:bCs/>
-          <w:sz w:val="16"/>
-          <w:szCs w:val="16"/>
-        </w:rPr>
-        <w:t>-</w:t>
-      </w:r>
-      <w:r>
-        <w:rPr>
-          <w:rFonts w:ascii="Courier New(K);Courier New" w:hAnsi="Courier New(K);Courier New" w:cs="Courier New"/>
-          <w:b/>
-          <w:bCs/>
-          <w:sz w:val="16"/>
-          <w:szCs w:val="16"/>
-          <w:lang w:val="en-US"/>
-        </w:rPr>
-        <w:t>mail</w:t>
-      </w:r>
-      <w:r>
-        <w:rPr>
-          <w:rFonts w:ascii="Courier New(K);Courier New" w:hAnsi="Courier New(K);Courier New" w:cs="Courier New"/>
-          <w:b/>
-          <w:bCs/>
-          <w:sz w:val="16"/>
-          <w:szCs w:val="16"/>
-        </w:rPr>
-        <w:t>:</w:t>
-      </w:r>
-      <w:r>
-        <w:rPr>
-          <w:rFonts w:ascii="Courier New(K);Courier New" w:hAnsi="Courier New(K);Courier New" w:cs="Courier New"/>
-          <w:b/>
-          <w:bCs/>
-          <w:sz w:val="16"/>
-          <w:szCs w:val="16"/>
-          <w:lang w:val="en-US"/>
-        </w:rPr>
-        <w:t>info</w:t>
-      </w:r>
-      <w:r>
-        <w:rPr>
-          <w:rFonts w:ascii="Courier New(K);Courier New" w:hAnsi="Courier New(K);Courier New" w:cs="Courier New"/>
-          <w:b/>
-          <w:bCs/>
-          <w:sz w:val="16"/>
-          <w:szCs w:val="16"/>
-        </w:rPr>
-        <w:t>@</w:t>
-      </w:r>
-      <w:proofErr w:type="spellStart"/>
-      <w:r>
-        <w:rPr>
-          <w:rFonts w:ascii="Courier New(K);Courier New" w:hAnsi="Courier New(K);Courier New" w:cs="Courier New"/>
-          <w:b/>
-          <w:bCs/>
-          <w:sz w:val="16"/>
-          <w:szCs w:val="16"/>
-          <w:lang w:val="en-US"/>
-        </w:rPr>
-        <w:t>caspineft</w:t>
-      </w:r>
-      <w:proofErr w:type="spellEnd"/>
-      <w:r>
-        <w:rPr>
-          <w:rFonts w:ascii="Courier New(K);Courier New" w:hAnsi="Courier New(K);Courier New" w:cs="Courier New"/>
-          <w:b/>
-          <w:bCs/>
-          <w:sz w:val="16"/>
-          <w:szCs w:val="16"/>
-        </w:rPr>
-        <w:t>.</w:t>
-      </w:r>
-      <w:r>
-        <w:rPr>
-          <w:rFonts w:ascii="Courier New(K);Courier New" w:hAnsi="Courier New(K);Courier New" w:cs="Courier New"/>
-          <w:b/>
-          <w:bCs/>
-          <w:sz w:val="16"/>
-          <w:szCs w:val="16"/>
-          <w:lang w:val="en-US"/>
-        </w:rPr>
-        <w:t>kz</w:t>
-      </w:r>
-      <w:proofErr w:type="gramEnd"/>
-      <w:r>
-        <w:rPr>
-          <w:rFonts w:ascii="Courier New(K);Courier New" w:hAnsi="Courier New(K);Courier New" w:cs="Courier New"/>
-          <w:b/>
-          <w:bCs/>
-          <w:sz w:val="16"/>
-          <w:szCs w:val="16"/>
-        </w:rPr>
-        <w:t xml:space="preserve">                                              </w:t>
-      </w:r>
-      <w:proofErr w:type="gramStart"/>
-      <w:r>
-        <w:rPr>
-          <w:rFonts w:ascii="Courier New(K);Courier New" w:hAnsi="Courier New(K);Courier New" w:cs="Courier New"/>
-          <w:b/>
-          <w:bCs/>
-          <w:sz w:val="16"/>
-          <w:szCs w:val="16"/>
-          <w:lang w:val="en-US"/>
-        </w:rPr>
-        <w:t>e</w:t>
-      </w:r>
-      <w:r>
-        <w:rPr>
-          <w:rFonts w:ascii="Courier New(K);Courier New" w:hAnsi="Courier New(K);Courier New" w:cs="Courier New"/>
-          <w:b/>
-          <w:bCs/>
-          <w:sz w:val="16"/>
-          <w:szCs w:val="16"/>
-        </w:rPr>
-        <w:t>-</w:t>
-      </w:r>
-      <w:r>
-        <w:rPr>
-          <w:rFonts w:ascii="Courier New(K);Courier New" w:hAnsi="Courier New(K);Courier New" w:cs="Courier New"/>
-          <w:b/>
-          <w:bCs/>
-          <w:sz w:val="16"/>
-          <w:szCs w:val="16"/>
-          <w:lang w:val="en-US"/>
-        </w:rPr>
-        <w:t>mail</w:t>
-      </w:r>
-      <w:r>
-        <w:rPr>
-          <w:rFonts w:ascii="Courier New(K);Courier New" w:hAnsi="Courier New(K);Courier New" w:cs="Courier New"/>
-          <w:b/>
-          <w:bCs/>
-          <w:sz w:val="16"/>
-          <w:szCs w:val="16"/>
-        </w:rPr>
-        <w:t>:</w:t>
-      </w:r>
-      <w:r>
-        <w:rPr>
-          <w:rFonts w:ascii="Courier New(K);Courier New" w:hAnsi="Courier New(K);Courier New" w:cs="Courier New"/>
-          <w:b/>
-          <w:bCs/>
-          <w:sz w:val="16"/>
-          <w:szCs w:val="16"/>
-          <w:lang w:val="en-US"/>
-        </w:rPr>
-        <w:t>info</w:t>
-      </w:r>
-      <w:r>
-        <w:rPr>
-          <w:rFonts w:ascii="Courier New(K);Courier New" w:hAnsi="Courier New(K);Courier New" w:cs="Courier New"/>
-          <w:b/>
-          <w:bCs/>
-          <w:sz w:val="16"/>
-          <w:szCs w:val="16"/>
-        </w:rPr>
-        <w:t>@</w:t>
-      </w:r>
-      <w:proofErr w:type="spellStart"/>
-      <w:r>
-        <w:rPr>
-          <w:rFonts w:ascii="Courier New(K);Courier New" w:hAnsi="Courier New(K);Courier New" w:cs="Courier New"/>
-          <w:b/>
-          <w:bCs/>
-          <w:sz w:val="16"/>
-          <w:szCs w:val="16"/>
-          <w:lang w:val="en-US"/>
-        </w:rPr>
-        <w:t>caspineft</w:t>
-      </w:r>
-      <w:proofErr w:type="spellEnd"/>
-      <w:r>
-        <w:rPr>
-          <w:rFonts w:ascii="Courier New(K);Courier New" w:hAnsi="Courier New(K);Courier New" w:cs="Courier New"/>
-          <w:b/>
-          <w:bCs/>
-          <w:sz w:val="16"/>
-          <w:szCs w:val="16"/>
-        </w:rPr>
-        <w:t>.</w:t>
-      </w:r>
-      <w:r>
-        <w:rPr>
-          <w:rFonts w:ascii="Courier New(K);Courier New" w:hAnsi="Courier New(K);Courier New" w:cs="Courier New"/>
-          <w:b/>
-          <w:bCs/>
-          <w:sz w:val="16"/>
-          <w:szCs w:val="16"/>
-          <w:lang w:val="en-US"/>
-        </w:rPr>
-        <w:t>kz</w:t>
-      </w:r>
-      <w:proofErr w:type="gramEnd"/>
-    </w:p>
+        <w:tblBorders>
+          <w:top w:val="nil"/>
+          <w:left w:val="nil"/>
+          <w:bottom w:val="nil"/>
+          <w:right w:val="nil"/>
+          <w:insideH w:val="nil"/>
+          <w:insideV w:val="nil"/>
+        </w:tblBorders>
+        <w:tblLayout w:type="fixed"/>
+        <w:tblCellMar>
+          <w:top w:w="0" w:type="dxa"/>
+          <w:left w:w="0" w:type="dxa"/>
+          <w:bottom w:w="0" w:type="dxa"/>
+          <w:right w:w="0" w:type="dxa"/>
+        </w:tblCellMar>
+        <w:tblLook w:val="0000" w:firstRow="0" w:lastRow="0" w:firstColumn="0" w:lastColumn="0" w:noHBand="0" w:noVBand="0"/>
+      </w:tblPr>
+      <w:tblGrid>
+        <w:gridCol w:w="4111"/>
+        <w:gridCol w:w="1700"/>
+        <w:gridCol w:w="4112"/>
+      </w:tblGrid>
+      <w:tr>
+        <w:trPr>
+          <w:cantSplit/>
+        </w:trPr>
+        <w:tc>
+          <w:tcPr>
+            <w:tcW w:w="4111" w:type="dxa"/>
+            <w:vAlign w:val="top"/>
+          </w:tcPr>
+          <w:p>
+            <w:pPr>
+              <w:keepNext/>
+              <w:spacing w:before="0" w:after="0" w:line="240" w:lineRule="auto"/>
+              <w:ind w:left="0" w:right="0" w:firstLine="0"/>
+              <w:jc w:val="center"/>
+              <w:rPr>
+                <w:rFonts w:ascii="Times New Roman" w:hAnsi="Times New Roman" w:cs="Times New Roman" w:eastAsia="Times New Roman"/>
+                <w:b/>
+                <w:bCs/>
+                <w:sz w:val="24"/>
+                <w:szCs w:val="24"/>
+                <w:lang w:val="kk-KZ"/>
+              </w:rPr>
+            </w:pPr>
+            <w:r>
+              <w:rPr>
+                <w:rFonts w:ascii="Times New Roman" w:hAnsi="Times New Roman" w:cs="Times New Roman" w:eastAsia="Times New Roman"/>
+                <w:b/>
+                <w:bCs/>
+                <w:sz w:val="24"/>
+                <w:szCs w:val="24"/>
+                <w:lang w:val="kk-KZ"/>
+              </w:rPr>
+              <w:t xml:space="preserve">ҚАЗАҚСТАН РЕСПУБЛИКАСЫ</w:t>
+            </w:r>
+          </w:p>
+          <w:p>
+            <w:pPr>
+              <w:keepNext/>
+              <w:spacing w:before="0" w:after="0" w:line="240" w:lineRule="auto"/>
+              <w:ind w:left="0" w:right="0" w:firstLine="0"/>
+              <w:jc w:val="center"/>
+              <w:rPr>
+                <w:rFonts w:ascii="Times New Roman" w:hAnsi="Times New Roman" w:cs="Times New Roman" w:eastAsia="Times New Roman"/>
+                <w:b/>
+                <w:bCs/>
+                <w:color w:val="0070C0"/>
+                <w:sz w:val="30"/>
+                <w:szCs w:val="30"/>
+                <w:lang w:val="ru-RU"/>
+              </w:rPr>
+            </w:pPr>
+            <w:r>
+              <w:rPr>
+                <w:rFonts w:ascii="Times New Roman" w:hAnsi="Times New Roman" w:cs="Times New Roman" w:eastAsia="Times New Roman"/>
+                <w:b/>
+                <w:bCs/>
+                <w:color w:val="0070C0"/>
+                <w:sz w:val="30"/>
+                <w:szCs w:val="30"/>
+                <w:lang w:val="ru-RU"/>
+              </w:rPr>
+              <w:t xml:space="preserve">“КАСПИЙ НЕФТЬ”</w:t>
+            </w:r>
+          </w:p>
+          <w:p>
+            <w:pPr>
+              <w:keepNext/>
+              <w:spacing w:before="0" w:after="0" w:line="240" w:lineRule="auto"/>
+              <w:ind w:left="0" w:right="0" w:firstLine="0"/>
+              <w:jc w:val="center"/>
+              <w:rPr>
+                <w:rFonts w:ascii="Times New Roman" w:hAnsi="Times New Roman" w:cs="Times New Roman" w:eastAsia="Times New Roman"/>
+                <w:b/>
+                <w:bCs/>
+                <w:color w:val="0070C0"/>
+                <w:sz w:val="24"/>
+                <w:szCs w:val="24"/>
+                <w:lang w:val="kk-KZ"/>
+              </w:rPr>
+            </w:pPr>
+            <w:r>
+              <w:rPr>
+                <w:rFonts w:ascii="Times New Roman" w:hAnsi="Times New Roman" w:cs="Times New Roman" w:eastAsia="Times New Roman"/>
+                <w:b/>
+                <w:bCs/>
+                <w:color w:val="0070C0"/>
+                <w:sz w:val="24"/>
+                <w:szCs w:val="24"/>
+                <w:lang w:val="kk-KZ"/>
+              </w:rPr>
+              <w:t xml:space="preserve">АКЦИОНЕРЛІК ҚОҒАМЫ</w:t>
+            </w:r>
+          </w:p>
+          <w:p>
+            <w:pPr>
+              <w:keepNext/>
+              <w:spacing w:before="0" w:after="0" w:line="240" w:lineRule="auto"/>
+              <w:ind w:left="0" w:right="0" w:firstLine="0"/>
+              <w:jc w:val="center"/>
+              <w:rPr>
+                <w:rFonts w:ascii="Times New Roman" w:hAnsi="Times New Roman" w:cs="Times New Roman" w:eastAsia="Times New Roman"/>
+                <w:b/>
+                <w:bCs/>
+                <w:sz w:val="20"/>
+                <w:szCs w:val="20"/>
+                <w:lang w:val="ru-RU"/>
+              </w:rPr>
+            </w:pPr>
+          </w:p>
+          <w:p>
+            <w:pPr>
+              <w:keepNext/>
+              <w:spacing w:before="0" w:after="0" w:line="240" w:lineRule="auto"/>
+              <w:ind w:left="878" w:right="0" w:firstLine="0"/>
+              <w:jc w:val="left"/>
+              <w:rPr>
+                <w:rFonts w:ascii="Times New Roman" w:hAnsi="Times New Roman" w:cs="Times New Roman" w:eastAsia="Times New Roman"/>
+                <w:b/>
+                <w:bCs/>
+                <w:sz w:val="18"/>
+                <w:szCs w:val="18"/>
+                <w:lang w:val="kk-KZ"/>
+              </w:rPr>
+            </w:pPr>
+            <w:r>
+              <w:rPr>
+                <w:rFonts w:ascii="Times New Roman" w:hAnsi="Times New Roman" w:cs="Times New Roman" w:eastAsia="Times New Roman"/>
+                <w:b/>
+                <w:bCs/>
+                <w:sz w:val="18"/>
+                <w:szCs w:val="18"/>
+                <w:lang w:val="kk-KZ"/>
+              </w:rPr>
+              <w:t xml:space="preserve">060009, АТЫРАУ қаласы</w:t>
+            </w:r>
+          </w:p>
+          <w:p>
+            <w:pPr>
+              <w:keepNext/>
+              <w:spacing w:before="0" w:after="0" w:line="240" w:lineRule="auto"/>
+              <w:ind w:left="878" w:right="0" w:firstLine="0"/>
+              <w:jc w:val="left"/>
+              <w:rPr>
+                <w:rFonts w:ascii="Times New Roman" w:hAnsi="Times New Roman" w:cs="Times New Roman" w:eastAsia="Times New Roman"/>
+                <w:b/>
+                <w:bCs/>
+                <w:sz w:val="18"/>
+                <w:szCs w:val="18"/>
+                <w:lang w:val="kk-KZ"/>
+              </w:rPr>
+            </w:pPr>
+            <w:r>
+              <w:rPr>
+                <w:rFonts w:ascii="Times New Roman" w:hAnsi="Times New Roman" w:cs="Times New Roman" w:eastAsia="Times New Roman"/>
+                <w:b/>
+                <w:bCs/>
+                <w:sz w:val="18"/>
+                <w:szCs w:val="18"/>
+                <w:lang w:val="kk-KZ"/>
+              </w:rPr>
+              <w:t xml:space="preserve">Қаныш Сәтбаев көшесі, 15 В</w:t>
+            </w:r>
+          </w:p>
+          <w:p>
+            <w:pPr>
+              <w:keepNext/>
+              <w:spacing w:before="0" w:after="0" w:line="240" w:lineRule="auto"/>
+              <w:ind w:left="878" w:right="0" w:firstLine="0"/>
+              <w:jc w:val="left"/>
+              <w:rPr>
+                <w:rFonts w:ascii="Times New Roman" w:hAnsi="Times New Roman" w:cs="Times New Roman" w:eastAsia="Times New Roman"/>
+                <w:b/>
+                <w:bCs/>
+                <w:sz w:val="18"/>
+                <w:szCs w:val="18"/>
+                <w:lang w:val="kk-KZ"/>
+              </w:rPr>
+            </w:pPr>
+            <w:r>
+              <w:rPr>
+                <w:rFonts w:ascii="Times New Roman" w:hAnsi="Times New Roman" w:cs="Times New Roman" w:eastAsia="Times New Roman"/>
+                <w:b/>
+                <w:bCs/>
+                <w:sz w:val="18"/>
+                <w:szCs w:val="18"/>
+                <w:lang w:val="kk-KZ"/>
+              </w:rPr>
+              <w:t xml:space="preserve">Тел:  8(7122) 315663</w:t>
+            </w:r>
+          </w:p>
+          <w:p>
+            <w:pPr>
+              <w:keepNext/>
+              <w:spacing w:before="0" w:after="0" w:line="240" w:lineRule="auto"/>
+              <w:ind w:left="878" w:right="0" w:firstLine="0"/>
+              <w:jc w:val="left"/>
+              <w:rPr>
+                <w:rFonts w:ascii="Times New Roman" w:hAnsi="Times New Roman" w:cs="Times New Roman" w:eastAsia="Times New Roman"/>
+                <w:b/>
+                <w:bCs/>
+                <w:sz w:val="18"/>
+                <w:szCs w:val="18"/>
+                <w:lang w:val="en-US"/>
+              </w:rPr>
+            </w:pPr>
+            <w:r>
+              <w:rPr>
+                <w:rFonts w:ascii="Times New Roman" w:hAnsi="Times New Roman" w:cs="Times New Roman" w:eastAsia="Times New Roman"/>
+                <w:b/>
+                <w:bCs/>
+                <w:sz w:val="18"/>
+                <w:szCs w:val="18"/>
+                <w:lang w:val="en-US"/>
+              </w:rPr>
+              <w:t xml:space="preserve">e-mail:info@caspineft.kz</w:t>
+            </w:r>
+          </w:p>
+        </w:tc>
+        <w:tc>
+          <w:tcPr>
+            <w:tcW w:w="1700" w:type="dxa"/>
+            <w:vAlign w:val="top"/>
+          </w:tcPr>
+          <w:p>
+            <w:pPr>
+              <w:keepNext/>
+              <w:spacing w:before="0" w:after="0" w:line="240" w:lineRule="auto"/>
+              <w:ind w:left="0" w:right="0" w:firstLine="0"/>
+              <w:jc w:val="center"/>
+            </w:pPr>
+            <w:r>
+              <w:rPr>
+                <w:noProof/>
+              </w:rPr>
+              <w:drawing>
+                <wp:inline distT="0" distB="0" distL="0" distR="0">
+                  <wp:extent cx="1009650" cy="1092835"/>
+                  <wp:effectExtent l="0" t="0" r="0" b="0"/>
+                  <wp:docPr id="9001" name="Логотип"/>
+                  <wp:cNvGraphicFramePr>
+                    <a:graphicFrameLocks xmlns:a="http://schemas.openxmlformats.org/drawingml/2006/main" noChangeAspect="1"/>
+                  </wp:cNvGraphicFramePr>
+                  <a:graphic xmlns:a="http://schemas.openxmlformats.org/drawingml/2006/main">
+                    <a:graphicData uri="http://schemas.openxmlformats.org/drawingml/2006/picture">
+                      <pic:pic xmlns:pic="http://schemas.openxmlformats.org/drawingml/2006/picture">
+                        <pic:nvPicPr>
+                          <pic:cNvPr id="0" name="logo.png"/>
+                          <pic:cNvPicPr>
+                            <a:picLocks noChangeAspect="1"/>
+                          </pic:cNvPicPr>
+                        </pic:nvPicPr>
+                        <pic:blipFill>
+                          <a:blip r:embed="rIdLogo"/>
+                          <a:stretch>
+                            <a:fillRect/>
+                          </a:stretch>
+                        </pic:blipFill>
+                        <pic:spPr>
+                          <a:xfrm>
+                            <a:off x="0" y="0"/>
+                            <a:ext cx="1009650" cy="1092835"/>
+                          </a:xfrm>
+                          <a:prstGeom prst="rect">
+                            <a:avLst/>
+                          </a:prstGeom>
+                        </pic:spPr>
+                      </pic:pic>
+                    </a:graphicData>
+                  </a:graphic>
+                </wp:inline>
+              </w:drawing>
+            </w:r>
+          </w:p>
+        </w:tc>
+        <w:tc>
+          <w:tcPr>
+            <w:tcW w:w="4112" w:type="dxa"/>
+            <w:vAlign w:val="top"/>
+          </w:tcPr>
+          <w:p>
+            <w:pPr>
+              <w:keepNext/>
+              <w:spacing w:before="0" w:after="0" w:line="240" w:lineRule="auto"/>
+              <w:ind w:left="0" w:right="0" w:firstLine="0"/>
+              <w:jc w:val="center"/>
+              <w:rPr>
+                <w:rFonts w:ascii="Times New Roman" w:hAnsi="Times New Roman" w:cs="Times New Roman" w:eastAsia="Times New Roman"/>
+                <w:b/>
+                <w:bCs/>
+                <w:sz w:val="24"/>
+                <w:szCs w:val="24"/>
+                <w:lang w:val="ru-RU"/>
+              </w:rPr>
+            </w:pPr>
+            <w:r>
+              <w:rPr>
+                <w:rFonts w:ascii="Times New Roman" w:hAnsi="Times New Roman" w:cs="Times New Roman" w:eastAsia="Times New Roman"/>
+                <w:b/>
+                <w:bCs/>
+                <w:sz w:val="24"/>
+                <w:szCs w:val="24"/>
+                <w:lang w:val="ru-RU"/>
+              </w:rPr>
+              <w:t xml:space="preserve">РЕСПУБЛИКА КАЗАХСТАН</w:t>
+            </w:r>
+          </w:p>
+          <w:p>
+            <w:pPr>
+              <w:keepNext/>
+              <w:spacing w:before="0" w:after="0" w:line="240" w:lineRule="auto"/>
+              <w:ind w:left="0" w:right="0" w:firstLine="0"/>
+              <w:jc w:val="center"/>
+              <w:rPr>
+                <w:rFonts w:ascii="Times New Roman" w:hAnsi="Times New Roman" w:cs="Times New Roman" w:eastAsia="Times New Roman"/>
+                <w:b/>
+                <w:bCs/>
+                <w:color w:val="0070C0"/>
+                <w:sz w:val="24"/>
+                <w:szCs w:val="24"/>
+                <w:lang w:val="ru-RU"/>
+              </w:rPr>
+            </w:pPr>
+            <w:r>
+              <w:rPr>
+                <w:rFonts w:ascii="Times New Roman" w:hAnsi="Times New Roman" w:cs="Times New Roman" w:eastAsia="Times New Roman"/>
+                <w:b/>
+                <w:bCs/>
+                <w:color w:val="0070C0"/>
+                <w:sz w:val="24"/>
+                <w:szCs w:val="24"/>
+                <w:lang w:val="ru-RU"/>
+              </w:rPr>
+              <w:t xml:space="preserve">АКЦИОНЕРНОЕ ОБЩЕСТВО</w:t>
+            </w:r>
+          </w:p>
+          <w:p>
+            <w:pPr>
+              <w:keepNext/>
+              <w:spacing w:before="0" w:after="0" w:line="240" w:lineRule="auto"/>
+              <w:ind w:left="0" w:right="0" w:firstLine="0"/>
+              <w:jc w:val="center"/>
+              <w:rPr>
+                <w:rFonts w:ascii="Times New Roman" w:hAnsi="Times New Roman" w:cs="Times New Roman" w:eastAsia="Times New Roman"/>
+                <w:b/>
+                <w:bCs/>
+                <w:color w:val="0070C0"/>
+                <w:sz w:val="30"/>
+                <w:szCs w:val="30"/>
+                <w:lang w:val="ru-RU"/>
+              </w:rPr>
+            </w:pPr>
+            <w:r>
+              <w:rPr>
+                <w:rFonts w:ascii="Times New Roman" w:hAnsi="Times New Roman" w:cs="Times New Roman" w:eastAsia="Times New Roman"/>
+                <w:b/>
+                <w:bCs/>
+                <w:color w:val="0070C0"/>
+                <w:sz w:val="30"/>
+                <w:szCs w:val="30"/>
+                <w:lang w:val="ru-RU"/>
+              </w:rPr>
+              <w:t xml:space="preserve">“КАСПИЙ НЕФТЬ”</w:t>
+            </w:r>
+          </w:p>
+          <w:p>
+            <w:pPr>
+              <w:keepNext/>
+              <w:spacing w:before="0" w:after="0" w:line="240" w:lineRule="auto"/>
+              <w:ind w:left="0" w:right="0" w:firstLine="0"/>
+              <w:jc w:val="center"/>
+              <w:rPr>
+                <w:rFonts w:ascii="Times New Roman" w:hAnsi="Times New Roman" w:cs="Times New Roman" w:eastAsia="Times New Roman"/>
+                <w:b/>
+                <w:bCs/>
+                <w:sz w:val="20"/>
+                <w:szCs w:val="20"/>
+                <w:lang w:val="ru-RU"/>
+              </w:rPr>
+            </w:pPr>
+          </w:p>
+          <w:p>
+            <w:pPr>
+              <w:keepNext/>
+              <w:spacing w:before="0" w:after="0" w:line="240" w:lineRule="auto"/>
+              <w:ind w:left="951" w:right="0" w:firstLine="0"/>
+              <w:jc w:val="left"/>
+              <w:rPr>
+                <w:rFonts w:ascii="Times New Roman" w:hAnsi="Times New Roman" w:cs="Times New Roman" w:eastAsia="Times New Roman"/>
+                <w:b/>
+                <w:bCs/>
+                <w:sz w:val="18"/>
+                <w:szCs w:val="18"/>
+                <w:lang w:val="ru-RU"/>
+              </w:rPr>
+            </w:pPr>
+            <w:r>
+              <w:rPr>
+                <w:rFonts w:ascii="Times New Roman" w:hAnsi="Times New Roman" w:cs="Times New Roman" w:eastAsia="Times New Roman"/>
+                <w:b/>
+                <w:bCs/>
+                <w:sz w:val="18"/>
+                <w:szCs w:val="18"/>
+                <w:lang w:val="ru-RU"/>
+              </w:rPr>
+              <w:t xml:space="preserve">060009, город АТЫРАУ</w:t>
+            </w:r>
+          </w:p>
+          <w:p>
+            <w:pPr>
+              <w:keepNext/>
+              <w:spacing w:before="0" w:after="0" w:line="240" w:lineRule="auto"/>
+              <w:ind w:left="951" w:right="0" w:firstLine="0"/>
+              <w:jc w:val="left"/>
+              <w:rPr>
+                <w:rFonts w:ascii="Times New Roman" w:hAnsi="Times New Roman" w:cs="Times New Roman" w:eastAsia="Times New Roman"/>
+                <w:b/>
+                <w:bCs/>
+                <w:sz w:val="18"/>
+                <w:szCs w:val="18"/>
+                <w:lang w:val="ru-RU"/>
+              </w:rPr>
+            </w:pPr>
+            <w:r>
+              <w:rPr>
+                <w:rFonts w:ascii="Times New Roman" w:hAnsi="Times New Roman" w:cs="Times New Roman" w:eastAsia="Times New Roman"/>
+                <w:b/>
+                <w:bCs/>
+                <w:sz w:val="18"/>
+                <w:szCs w:val="18"/>
+                <w:lang w:val="ru-RU"/>
+              </w:rPr>
+              <w:t xml:space="preserve">ул. Қаныша Сәтбаева, 15 В</w:t>
+            </w:r>
+          </w:p>
+          <w:p>
+            <w:pPr>
+              <w:keepNext/>
+              <w:spacing w:before="0" w:after="0" w:line="240" w:lineRule="auto"/>
+              <w:ind w:left="951" w:right="0" w:firstLine="0"/>
+              <w:jc w:val="left"/>
+              <w:rPr>
+                <w:rFonts w:ascii="Times New Roman" w:hAnsi="Times New Roman" w:cs="Times New Roman" w:eastAsia="Times New Roman"/>
+                <w:b/>
+                <w:bCs/>
+                <w:sz w:val="18"/>
+                <w:szCs w:val="18"/>
+                <w:lang w:val="ru-RU"/>
+              </w:rPr>
+            </w:pPr>
+            <w:r>
+              <w:rPr>
+                <w:rFonts w:ascii="Times New Roman" w:hAnsi="Times New Roman" w:cs="Times New Roman" w:eastAsia="Times New Roman"/>
+                <w:b/>
+                <w:bCs/>
+                <w:sz w:val="18"/>
+                <w:szCs w:val="18"/>
+                <w:lang w:val="ru-RU"/>
+              </w:rPr>
+              <w:t xml:space="preserve">Тел:  8(7122) 315663</w:t>
+            </w:r>
+          </w:p>
+          <w:p>
+            <w:pPr>
+              <w:keepNext/>
+              <w:spacing w:before="0" w:after="0" w:line="240" w:lineRule="auto"/>
+              <w:ind w:left="951" w:right="0" w:firstLine="0"/>
+              <w:jc w:val="left"/>
+              <w:rPr>
+                <w:rFonts w:ascii="Times New Roman" w:hAnsi="Times New Roman" w:cs="Times New Roman" w:eastAsia="Times New Roman"/>
+                <w:b/>
+                <w:bCs/>
+                <w:sz w:val="18"/>
+                <w:szCs w:val="18"/>
+                <w:lang w:val="en-US"/>
+              </w:rPr>
+            </w:pPr>
+            <w:r>
+              <w:rPr>
+                <w:rFonts w:ascii="Times New Roman" w:hAnsi="Times New Roman" w:cs="Times New Roman" w:eastAsia="Times New Roman"/>
+                <w:b/>
+                <w:bCs/>
+                <w:sz w:val="18"/>
+                <w:szCs w:val="18"/>
+                <w:lang w:val="en-US"/>
+              </w:rPr>
+              <w:t xml:space="preserve">e-mail:info@caspineft.kz</w:t>
+            </w:r>
+          </w:p>
+        </w:tc>
+      </w:tr>
+    </w:tbl>
     <w:p>
       <w:pPr>
         <w:ind w:left="-180"/>
         <w:jc w:val="center"/>
         <w:rPr>
-          <w:rFonts w:ascii="Courier New(K);Courier New" w:hAnsi="Courier New(K);Courier New" w:cs="Courier New"/>
+          <w:rFonts w:ascii="Times New Roman" w:hAnsi="Times New Roman" w:cs="Courier New"/>
           <w:b/>
           <w:bCs/>
           <w:sz w:val="16"/>
@@ -2452,7 +2186,7 @@
     <w:name w:val="Основной текст Знак"/>
     <w:qFormat/>
     <w:rPr>
-      <w:rFonts w:ascii="Courier New(K);Courier New" w:hAnsi="Courier New(K);Courier New" w:cs="Courier New(K);Courier New"/>
+      <w:rFonts w:ascii="Times New Roman;Courier New" w:hAnsi="Times New Roman;Courier New" w:cs="Times New Roman;Courier New"/>
       <w:sz w:val="28"/>
       <w:szCs w:val="24"/>
     </w:rPr>
@@ -2481,7 +2215,7 @@
       <w:jc w:val="both"/>
     </w:pPr>
     <w:rPr>
-      <w:rFonts w:ascii="Courier New(K);Courier New" w:hAnsi="Courier New(K);Courier New" w:cs="Courier New(K);Courier New"/>
+      <w:rFonts w:ascii="Times New Roman;Courier New" w:hAnsi="Times New Roman;Courier New" w:cs="Times New Roman;Courier New"/>
       <w:sz w:val="28"/>
     </w:rPr>
   </w:style>
